--- a/course/major/俄罗斯政治与对外关系.docx
+++ b/course/major/俄罗斯政治与对外关系.docx
@@ -194,7 +194,7 @@
             </w:rPr>
             <w:fldChar w:fldCharType="separate"/>
           </w:r>
-          <w:hyperlink w:anchor="_Toc241491025" w:history="1">
+          <w:hyperlink w:anchor="_Toc242700571" w:history="1">
             <w:r>
               <w:rPr>
                 <w:rStyle w:val="a3"/>
@@ -233,7 +233,7 @@
                 <w:noProof/>
                 <w:webHidden/>
               </w:rPr>
-              <w:instrText>PAGEREF _Toc241491025 \h</w:instrText>
+              <w:instrText>PAGEREF _Toc242700571 \h</w:instrText>
             </w:r>
             <w:r>
               <w:rPr>
@@ -290,7 +290,7 @@
               <w14:ligatures w14:val="standardContextual"/>
             </w:rPr>
           </w:pPr>
-          <w:hyperlink w:anchor="_Toc241491026" w:history="1">
+          <w:hyperlink w:anchor="_Toc242700572" w:history="1">
             <w:r>
               <w:rPr>
                 <w:rStyle w:val="a3"/>
@@ -329,7 +329,7 @@
                 <w:noProof/>
                 <w:webHidden/>
               </w:rPr>
-              <w:instrText>PAGEREF _Toc241491026 \h</w:instrText>
+              <w:instrText>PAGEREF _Toc242700572 \h</w:instrText>
             </w:r>
             <w:r>
               <w:rPr>
@@ -386,7 +386,7 @@
               <w14:ligatures w14:val="standardContextual"/>
             </w:rPr>
           </w:pPr>
-          <w:hyperlink w:anchor="_Toc241491027" w:history="1">
+          <w:hyperlink w:anchor="_Toc242700573" w:history="1">
             <w:r>
               <w:rPr>
                 <w:rStyle w:val="a3"/>
@@ -425,7 +425,7 @@
                 <w:noProof/>
                 <w:webHidden/>
               </w:rPr>
-              <w:instrText>PAGEREF _Toc241491027 \h</w:instrText>
+              <w:instrText>PAGEREF _Toc242700573 \h</w:instrText>
             </w:r>
             <w:r>
               <w:rPr>
@@ -482,7 +482,7 @@
               <w14:ligatures w14:val="standardContextual"/>
             </w:rPr>
           </w:pPr>
-          <w:hyperlink w:anchor="_Toc241491028" w:history="1">
+          <w:hyperlink w:anchor="_Toc242700574" w:history="1">
             <w:r>
               <w:rPr>
                 <w:rStyle w:val="a3"/>
@@ -521,7 +521,7 @@
                 <w:noProof/>
                 <w:webHidden/>
               </w:rPr>
-              <w:instrText>PAGEREF _Toc241491028 \h</w:instrText>
+              <w:instrText>PAGEREF _Toc242700574 \h</w:instrText>
             </w:r>
             <w:r>
               <w:rPr>
@@ -578,7 +578,7 @@
               <w14:ligatures w14:val="standardContextual"/>
             </w:rPr>
           </w:pPr>
-          <w:hyperlink w:anchor="_Toc241491029" w:history="1">
+          <w:hyperlink w:anchor="_Toc242700575" w:history="1">
             <w:r>
               <w:rPr>
                 <w:rStyle w:val="a3"/>
@@ -617,7 +617,7 @@
                 <w:noProof/>
                 <w:webHidden/>
               </w:rPr>
-              <w:instrText>PAGEREF _Toc241491029 \h</w:instrText>
+              <w:instrText>PAGEREF _Toc242700575 \h</w:instrText>
             </w:r>
             <w:r>
               <w:rPr>
@@ -674,7 +674,7 @@
               <w14:ligatures w14:val="standardContextual"/>
             </w:rPr>
           </w:pPr>
-          <w:hyperlink w:anchor="_Toc241491030" w:history="1">
+          <w:hyperlink w:anchor="_Toc242700576" w:history="1">
             <w:r>
               <w:rPr>
                 <w:rStyle w:val="a3"/>
@@ -713,7 +713,7 @@
                 <w:noProof/>
                 <w:webHidden/>
               </w:rPr>
-              <w:instrText>PAGEREF _Toc241491030 \h</w:instrText>
+              <w:instrText>PAGEREF _Toc242700576 \h</w:instrText>
             </w:r>
             <w:r>
               <w:rPr>
@@ -770,7 +770,7 @@
               <w14:ligatures w14:val="standardContextual"/>
             </w:rPr>
           </w:pPr>
-          <w:hyperlink w:anchor="_Toc241491031" w:history="1">
+          <w:hyperlink w:anchor="_Toc242700577" w:history="1">
             <w:r>
               <w:rPr>
                 <w:rStyle w:val="a3"/>
@@ -809,7 +809,7 @@
                 <w:noProof/>
                 <w:webHidden/>
               </w:rPr>
-              <w:instrText>PAGEREF _Toc241491031 \h</w:instrText>
+              <w:instrText>PAGEREF _Toc242700577 \h</w:instrText>
             </w:r>
             <w:r>
               <w:rPr>
@@ -866,7 +866,7 @@
               <w14:ligatures w14:val="standardContextual"/>
             </w:rPr>
           </w:pPr>
-          <w:hyperlink w:anchor="_Toc241491032" w:history="1">
+          <w:hyperlink w:anchor="_Toc242700578" w:history="1">
             <w:r>
               <w:rPr>
                 <w:rStyle w:val="a3"/>
@@ -905,7 +905,7 @@
                 <w:noProof/>
                 <w:webHidden/>
               </w:rPr>
-              <w:instrText>PAGEREF _Toc241491032 \h</w:instrText>
+              <w:instrText>PAGEREF _Toc242700578 \h</w:instrText>
             </w:r>
             <w:r>
               <w:rPr>
@@ -962,7 +962,7 @@
               <w14:ligatures w14:val="standardContextual"/>
             </w:rPr>
           </w:pPr>
-          <w:hyperlink w:anchor="_Toc241491033" w:history="1">
+          <w:hyperlink w:anchor="_Toc242700579" w:history="1">
             <w:r>
               <w:rPr>
                 <w:rStyle w:val="a3"/>
@@ -1001,7 +1001,7 @@
                 <w:noProof/>
                 <w:webHidden/>
               </w:rPr>
-              <w:instrText>PAGEREF _Toc241491033 \h</w:instrText>
+              <w:instrText>PAGEREF _Toc242700579 \h</w:instrText>
             </w:r>
             <w:r>
               <w:rPr>
@@ -1058,7 +1058,7 @@
               <w14:ligatures w14:val="standardContextual"/>
             </w:rPr>
           </w:pPr>
-          <w:hyperlink w:anchor="_Toc241491034" w:history="1">
+          <w:hyperlink w:anchor="_Toc242700580" w:history="1">
             <w:r>
               <w:rPr>
                 <w:rStyle w:val="a3"/>
@@ -1097,7 +1097,7 @@
                 <w:noProof/>
                 <w:webHidden/>
               </w:rPr>
-              <w:instrText>PAGEREF _Toc241491034 \h</w:instrText>
+              <w:instrText>PAGEREF _Toc242700580 \h</w:instrText>
             </w:r>
             <w:r>
               <w:rPr>
@@ -1154,7 +1154,7 @@
               <w14:ligatures w14:val="standardContextual"/>
             </w:rPr>
           </w:pPr>
-          <w:hyperlink w:anchor="_Toc241491035" w:history="1">
+          <w:hyperlink w:anchor="_Toc242700581" w:history="1">
             <w:r>
               <w:rPr>
                 <w:rStyle w:val="a3"/>
@@ -1193,7 +1193,7 @@
                 <w:noProof/>
                 <w:webHidden/>
               </w:rPr>
-              <w:instrText>PAGEREF _Toc241491035 \h</w:instrText>
+              <w:instrText>PAGEREF _Toc242700581 \h</w:instrText>
             </w:r>
             <w:r>
               <w:rPr>
@@ -1250,7 +1250,7 @@
               <w14:ligatures w14:val="standardContextual"/>
             </w:rPr>
           </w:pPr>
-          <w:hyperlink w:anchor="_Toc241491036" w:history="1">
+          <w:hyperlink w:anchor="_Toc242700582" w:history="1">
             <w:r>
               <w:rPr>
                 <w:rStyle w:val="a3"/>
@@ -1289,7 +1289,7 @@
                 <w:noProof/>
                 <w:webHidden/>
               </w:rPr>
-              <w:instrText>PAGEREF _Toc241491036 \h</w:instrText>
+              <w:instrText>PAGEREF _Toc242700582 \h</w:instrText>
             </w:r>
             <w:r>
               <w:rPr>
@@ -1346,7 +1346,7 @@
               <w14:ligatures w14:val="standardContextual"/>
             </w:rPr>
           </w:pPr>
-          <w:hyperlink w:anchor="_Toc241491037" w:history="1">
+          <w:hyperlink w:anchor="_Toc242700583" w:history="1">
             <w:r>
               <w:rPr>
                 <w:rStyle w:val="a3"/>
@@ -1385,7 +1385,7 @@
                 <w:noProof/>
                 <w:webHidden/>
               </w:rPr>
-              <w:instrText>PAGEREF _Toc241491037 \h</w:instrText>
+              <w:instrText>PAGEREF _Toc242700583 \h</w:instrText>
             </w:r>
             <w:r>
               <w:rPr>
@@ -1442,7 +1442,7 @@
               <w14:ligatures w14:val="standardContextual"/>
             </w:rPr>
           </w:pPr>
-          <w:hyperlink w:anchor="_Toc241491038" w:history="1">
+          <w:hyperlink w:anchor="_Toc242700584" w:history="1">
             <w:r>
               <w:rPr>
                 <w:rStyle w:val="a3"/>
@@ -1481,7 +1481,7 @@
                 <w:noProof/>
                 <w:webHidden/>
               </w:rPr>
-              <w:instrText>PAGEREF _Toc241491038 \h</w:instrText>
+              <w:instrText>PAGEREF _Toc242700584 \h</w:instrText>
             </w:r>
             <w:r>
               <w:rPr>
@@ -1538,7 +1538,7 @@
               <w14:ligatures w14:val="standardContextual"/>
             </w:rPr>
           </w:pPr>
-          <w:hyperlink w:anchor="_Toc241491039" w:history="1">
+          <w:hyperlink w:anchor="_Toc242700585" w:history="1">
             <w:r>
               <w:rPr>
                 <w:rStyle w:val="a3"/>
@@ -1577,7 +1577,7 @@
                 <w:noProof/>
                 <w:webHidden/>
               </w:rPr>
-              <w:instrText>PAGEREF _Toc241491039 \h</w:instrText>
+              <w:instrText>PAGEREF _Toc242700585 \h</w:instrText>
             </w:r>
             <w:r>
               <w:rPr>
@@ -1634,7 +1634,7 @@
               <w14:ligatures w14:val="standardContextual"/>
             </w:rPr>
           </w:pPr>
-          <w:hyperlink w:anchor="_Toc241491040" w:history="1">
+          <w:hyperlink w:anchor="_Toc242700586" w:history="1">
             <w:r>
               <w:rPr>
                 <w:rStyle w:val="a3"/>
@@ -1673,7 +1673,7 @@
                 <w:noProof/>
                 <w:webHidden/>
               </w:rPr>
-              <w:instrText>PAGEREF _Toc241491040 \h</w:instrText>
+              <w:instrText>PAGEREF _Toc242700586 \h</w:instrText>
             </w:r>
             <w:r>
               <w:rPr>
@@ -1730,7 +1730,7 @@
               <w14:ligatures w14:val="standardContextual"/>
             </w:rPr>
           </w:pPr>
-          <w:hyperlink w:anchor="_Toc241491041" w:history="1">
+          <w:hyperlink w:anchor="_Toc242700587" w:history="1">
             <w:r>
               <w:rPr>
                 <w:rStyle w:val="a3"/>
@@ -1769,7 +1769,7 @@
                 <w:noProof/>
                 <w:webHidden/>
               </w:rPr>
-              <w:instrText>PAGEREF _Toc241491041 \h</w:instrText>
+              <w:instrText>PAGEREF _Toc242700587 \h</w:instrText>
             </w:r>
             <w:r>
               <w:rPr>
@@ -1826,7 +1826,7 @@
               <w14:ligatures w14:val="standardContextual"/>
             </w:rPr>
           </w:pPr>
-          <w:hyperlink w:anchor="_Toc241491042" w:history="1">
+          <w:hyperlink w:anchor="_Toc242700588" w:history="1">
             <w:r>
               <w:rPr>
                 <w:rStyle w:val="a3"/>
@@ -1865,7 +1865,7 @@
                 <w:noProof/>
                 <w:webHidden/>
               </w:rPr>
-              <w:instrText>PAGEREF _Toc241491042 \h</w:instrText>
+              <w:instrText>PAGEREF _Toc242700588 \h</w:instrText>
             </w:r>
             <w:r>
               <w:rPr>
@@ -1922,7 +1922,7 @@
               <w14:ligatures w14:val="standardContextual"/>
             </w:rPr>
           </w:pPr>
-          <w:hyperlink w:anchor="_Toc241491043" w:history="1">
+          <w:hyperlink w:anchor="_Toc242700589" w:history="1">
             <w:r>
               <w:rPr>
                 <w:rStyle w:val="a3"/>
@@ -1961,7 +1961,7 @@
                 <w:noProof/>
                 <w:webHidden/>
               </w:rPr>
-              <w:instrText>PAGEREF _Toc241491043 \h</w:instrText>
+              <w:instrText>PAGEREF _Toc242700589 \h</w:instrText>
             </w:r>
             <w:r>
               <w:rPr>
@@ -2018,7 +2018,7 @@
               <w14:ligatures w14:val="standardContextual"/>
             </w:rPr>
           </w:pPr>
-          <w:hyperlink w:anchor="_Toc241491044" w:history="1">
+          <w:hyperlink w:anchor="_Toc242700590" w:history="1">
             <w:r>
               <w:rPr>
                 <w:rStyle w:val="a3"/>
@@ -2057,7 +2057,7 @@
                 <w:noProof/>
                 <w:webHidden/>
               </w:rPr>
-              <w:instrText>PAGEREF _Toc241491044 \h</w:instrText>
+              <w:instrText>PAGEREF _Toc242700590 \h</w:instrText>
             </w:r>
             <w:r>
               <w:rPr>
@@ -2114,7 +2114,7 @@
               <w14:ligatures w14:val="standardContextual"/>
             </w:rPr>
           </w:pPr>
-          <w:hyperlink w:anchor="_Toc241491045" w:history="1">
+          <w:hyperlink w:anchor="_Toc242700591" w:history="1">
             <w:r>
               <w:rPr>
                 <w:rStyle w:val="a3"/>
@@ -2153,7 +2153,7 @@
                 <w:noProof/>
                 <w:webHidden/>
               </w:rPr>
-              <w:instrText>PAGEREF _Toc241491045 \h</w:instrText>
+              <w:instrText>PAGEREF _Toc242700591 \h</w:instrText>
             </w:r>
             <w:r>
               <w:rPr>
@@ -2210,7 +2210,7 @@
               <w14:ligatures w14:val="standardContextual"/>
             </w:rPr>
           </w:pPr>
-          <w:hyperlink w:anchor="_Toc241491046" w:history="1">
+          <w:hyperlink w:anchor="_Toc242700592" w:history="1">
             <w:r>
               <w:rPr>
                 <w:rStyle w:val="a3"/>
@@ -2249,7 +2249,7 @@
                 <w:noProof/>
                 <w:webHidden/>
               </w:rPr>
-              <w:instrText>PAGEREF _Toc241491046 \h</w:instrText>
+              <w:instrText>PAGEREF _Toc242700592 \h</w:instrText>
             </w:r>
             <w:r>
               <w:rPr>
@@ -2306,7 +2306,7 @@
               <w14:ligatures w14:val="standardContextual"/>
             </w:rPr>
           </w:pPr>
-          <w:hyperlink w:anchor="_Toc241491047" w:history="1">
+          <w:hyperlink w:anchor="_Toc242700593" w:history="1">
             <w:r>
               <w:rPr>
                 <w:rStyle w:val="a3"/>
@@ -2345,7 +2345,7 @@
                 <w:noProof/>
                 <w:webHidden/>
               </w:rPr>
-              <w:instrText>PAGEREF _Toc241491047 \h</w:instrText>
+              <w:instrText>PAGEREF _Toc242700593 \h</w:instrText>
             </w:r>
             <w:r>
               <w:rPr>
@@ -2402,7 +2402,7 @@
               <w14:ligatures w14:val="standardContextual"/>
             </w:rPr>
           </w:pPr>
-          <w:hyperlink w:anchor="_Toc241491048" w:history="1">
+          <w:hyperlink w:anchor="_Toc242700594" w:history="1">
             <w:r>
               <w:rPr>
                 <w:rStyle w:val="a3"/>
@@ -2441,7 +2441,7 @@
                 <w:noProof/>
                 <w:webHidden/>
               </w:rPr>
-              <w:instrText>PAGEREF _Toc241491048 \h</w:instrText>
+              <w:instrText>PAGEREF _Toc242700594 \h</w:instrText>
             </w:r>
             <w:r>
               <w:rPr>
@@ -2473,6 +2473,598 @@
                 <w:webHidden/>
               </w:rPr>
               <w:t>9</w:t>
+            </w:r>
+            <w:r>
+              <w:rPr>
+                <w:rFonts w:ascii="宋体" w:eastAsia="宋体" w:hAnsi="宋体" w:hint="eastAsia"/>
+                <w:noProof/>
+                <w:webHidden/>
+              </w:rPr>
+              <w:fldChar w:fldCharType="end"/>
+            </w:r>
+          </w:hyperlink>
+        </w:p>
+        <w:p>
+          <w:pPr>
+            <w:pStyle w:val="TOC1"/>
+            <w:tabs>
+              <w:tab w:val="right" w:leader="dot" w:pos="8296"/>
+            </w:tabs>
+            <w:rPr>
+              <w:rFonts w:ascii="宋体" w:eastAsia="宋体" w:hAnsi="宋体" w:hint="eastAsia"/>
+              <w:noProof/>
+              <w:sz w:val="22"/>
+              <w:szCs w:val="24"/>
+              <w14:ligatures w14:val="standardContextual"/>
+            </w:rPr>
+          </w:pPr>
+          <w:hyperlink w:anchor="_Toc242700595" w:history="1">
+            <w:r>
+              <w:rPr>
+                <w:rStyle w:val="a3"/>
+                <w:rFonts w:ascii="宋体" w:eastAsia="宋体" w:hAnsi="宋体"/>
+                <w:noProof/>
+              </w:rPr>
+              <w:t>第五讲 俄罗斯经济：改革与对外经济关系</w:t>
+            </w:r>
+            <w:r>
+              <w:rPr>
+                <w:rFonts w:ascii="宋体" w:eastAsia="宋体" w:hAnsi="宋体" w:hint="eastAsia"/>
+                <w:noProof/>
+                <w:webHidden/>
+              </w:rPr>
+              <w:tab/>
+            </w:r>
+            <w:r>
+              <w:rPr>
+                <w:rFonts w:ascii="宋体" w:eastAsia="宋体" w:hAnsi="宋体" w:hint="eastAsia"/>
+                <w:noProof/>
+                <w:webHidden/>
+              </w:rPr>
+              <w:fldChar w:fldCharType="begin"/>
+            </w:r>
+            <w:r>
+              <w:rPr>
+                <w:rFonts w:ascii="宋体" w:eastAsia="宋体" w:hAnsi="宋体" w:hint="eastAsia"/>
+                <w:noProof/>
+                <w:webHidden/>
+              </w:rPr>
+              <w:instrText xml:space="preserve"> </w:instrText>
+            </w:r>
+            <w:r>
+              <w:rPr>
+                <w:rFonts w:ascii="宋体" w:eastAsia="宋体" w:hAnsi="宋体"/>
+                <w:noProof/>
+                <w:webHidden/>
+              </w:rPr>
+              <w:instrText>PAGEREF _Toc242700595 \h</w:instrText>
+            </w:r>
+            <w:r>
+              <w:rPr>
+                <w:rFonts w:ascii="宋体" w:eastAsia="宋体" w:hAnsi="宋体" w:hint="eastAsia"/>
+                <w:noProof/>
+                <w:webHidden/>
+              </w:rPr>
+              <w:instrText xml:space="preserve"> </w:instrText>
+            </w:r>
+            <w:r>
+              <w:rPr>
+                <w:rFonts w:ascii="宋体" w:eastAsia="宋体" w:hAnsi="宋体" w:hint="eastAsia"/>
+                <w:noProof/>
+                <w:webHidden/>
+              </w:rPr>
+            </w:r>
+            <w:r>
+              <w:rPr>
+                <w:rFonts w:ascii="宋体" w:eastAsia="宋体" w:hAnsi="宋体" w:hint="eastAsia"/>
+                <w:noProof/>
+                <w:webHidden/>
+              </w:rPr>
+              <w:fldChar w:fldCharType="separate"/>
+            </w:r>
+            <w:r>
+              <w:rPr>
+                <w:rFonts w:ascii="宋体" w:eastAsia="宋体" w:hAnsi="宋体" w:hint="eastAsia"/>
+                <w:noProof/>
+                <w:webHidden/>
+              </w:rPr>
+              <w:t>9</w:t>
+            </w:r>
+            <w:r>
+              <w:rPr>
+                <w:rFonts w:ascii="宋体" w:eastAsia="宋体" w:hAnsi="宋体" w:hint="eastAsia"/>
+                <w:noProof/>
+                <w:webHidden/>
+              </w:rPr>
+              <w:fldChar w:fldCharType="end"/>
+            </w:r>
+          </w:hyperlink>
+        </w:p>
+        <w:p>
+          <w:pPr>
+            <w:pStyle w:val="TOC2"/>
+            <w:tabs>
+              <w:tab w:val="right" w:leader="dot" w:pos="8296"/>
+            </w:tabs>
+            <w:rPr>
+              <w:rFonts w:ascii="宋体" w:eastAsia="宋体" w:hAnsi="宋体" w:hint="eastAsia"/>
+              <w:noProof/>
+              <w:sz w:val="22"/>
+              <w:szCs w:val="24"/>
+              <w14:ligatures w14:val="standardContextual"/>
+            </w:rPr>
+          </w:pPr>
+          <w:hyperlink w:anchor="_Toc242700596" w:history="1">
+            <w:r>
+              <w:rPr>
+                <w:rStyle w:val="a3"/>
+                <w:rFonts w:ascii="宋体" w:eastAsia="宋体" w:hAnsi="宋体"/>
+                <w:noProof/>
+              </w:rPr>
+              <w:t>一、苏联困局与改革尝试</w:t>
+            </w:r>
+            <w:r>
+              <w:rPr>
+                <w:rFonts w:ascii="宋体" w:eastAsia="宋体" w:hAnsi="宋体" w:hint="eastAsia"/>
+                <w:noProof/>
+                <w:webHidden/>
+              </w:rPr>
+              <w:tab/>
+            </w:r>
+            <w:r>
+              <w:rPr>
+                <w:rFonts w:ascii="宋体" w:eastAsia="宋体" w:hAnsi="宋体" w:hint="eastAsia"/>
+                <w:noProof/>
+                <w:webHidden/>
+              </w:rPr>
+              <w:fldChar w:fldCharType="begin"/>
+            </w:r>
+            <w:r>
+              <w:rPr>
+                <w:rFonts w:ascii="宋体" w:eastAsia="宋体" w:hAnsi="宋体" w:hint="eastAsia"/>
+                <w:noProof/>
+                <w:webHidden/>
+              </w:rPr>
+              <w:instrText xml:space="preserve"> </w:instrText>
+            </w:r>
+            <w:r>
+              <w:rPr>
+                <w:rFonts w:ascii="宋体" w:eastAsia="宋体" w:hAnsi="宋体"/>
+                <w:noProof/>
+                <w:webHidden/>
+              </w:rPr>
+              <w:instrText>PAGEREF _Toc242700596 \h</w:instrText>
+            </w:r>
+            <w:r>
+              <w:rPr>
+                <w:rFonts w:ascii="宋体" w:eastAsia="宋体" w:hAnsi="宋体" w:hint="eastAsia"/>
+                <w:noProof/>
+                <w:webHidden/>
+              </w:rPr>
+              <w:instrText xml:space="preserve"> </w:instrText>
+            </w:r>
+            <w:r>
+              <w:rPr>
+                <w:rFonts w:ascii="宋体" w:eastAsia="宋体" w:hAnsi="宋体" w:hint="eastAsia"/>
+                <w:noProof/>
+                <w:webHidden/>
+              </w:rPr>
+            </w:r>
+            <w:r>
+              <w:rPr>
+                <w:rFonts w:ascii="宋体" w:eastAsia="宋体" w:hAnsi="宋体" w:hint="eastAsia"/>
+                <w:noProof/>
+                <w:webHidden/>
+              </w:rPr>
+              <w:fldChar w:fldCharType="separate"/>
+            </w:r>
+            <w:r>
+              <w:rPr>
+                <w:rFonts w:ascii="宋体" w:eastAsia="宋体" w:hAnsi="宋体" w:hint="eastAsia"/>
+                <w:noProof/>
+                <w:webHidden/>
+              </w:rPr>
+              <w:t>9</w:t>
+            </w:r>
+            <w:r>
+              <w:rPr>
+                <w:rFonts w:ascii="宋体" w:eastAsia="宋体" w:hAnsi="宋体" w:hint="eastAsia"/>
+                <w:noProof/>
+                <w:webHidden/>
+              </w:rPr>
+              <w:fldChar w:fldCharType="end"/>
+            </w:r>
+          </w:hyperlink>
+        </w:p>
+        <w:p>
+          <w:pPr>
+            <w:pStyle w:val="TOC2"/>
+            <w:tabs>
+              <w:tab w:val="right" w:leader="dot" w:pos="8296"/>
+            </w:tabs>
+            <w:rPr>
+              <w:rFonts w:ascii="宋体" w:eastAsia="宋体" w:hAnsi="宋体" w:hint="eastAsia"/>
+              <w:noProof/>
+              <w:sz w:val="22"/>
+              <w:szCs w:val="24"/>
+              <w14:ligatures w14:val="standardContextual"/>
+            </w:rPr>
+          </w:pPr>
+          <w:hyperlink w:anchor="_Toc242700597" w:history="1">
+            <w:r>
+              <w:rPr>
+                <w:rStyle w:val="a3"/>
+                <w:rFonts w:ascii="宋体" w:eastAsia="宋体" w:hAnsi="宋体"/>
+                <w:noProof/>
+              </w:rPr>
+              <w:t>二、休克疗法与转型阵痛</w:t>
+            </w:r>
+            <w:r>
+              <w:rPr>
+                <w:rFonts w:ascii="宋体" w:eastAsia="宋体" w:hAnsi="宋体" w:hint="eastAsia"/>
+                <w:noProof/>
+                <w:webHidden/>
+              </w:rPr>
+              <w:tab/>
+            </w:r>
+            <w:r>
+              <w:rPr>
+                <w:rFonts w:ascii="宋体" w:eastAsia="宋体" w:hAnsi="宋体" w:hint="eastAsia"/>
+                <w:noProof/>
+                <w:webHidden/>
+              </w:rPr>
+              <w:fldChar w:fldCharType="begin"/>
+            </w:r>
+            <w:r>
+              <w:rPr>
+                <w:rFonts w:ascii="宋体" w:eastAsia="宋体" w:hAnsi="宋体" w:hint="eastAsia"/>
+                <w:noProof/>
+                <w:webHidden/>
+              </w:rPr>
+              <w:instrText xml:space="preserve"> </w:instrText>
+            </w:r>
+            <w:r>
+              <w:rPr>
+                <w:rFonts w:ascii="宋体" w:eastAsia="宋体" w:hAnsi="宋体"/>
+                <w:noProof/>
+                <w:webHidden/>
+              </w:rPr>
+              <w:instrText>PAGEREF _Toc242700597 \h</w:instrText>
+            </w:r>
+            <w:r>
+              <w:rPr>
+                <w:rFonts w:ascii="宋体" w:eastAsia="宋体" w:hAnsi="宋体" w:hint="eastAsia"/>
+                <w:noProof/>
+                <w:webHidden/>
+              </w:rPr>
+              <w:instrText xml:space="preserve"> </w:instrText>
+            </w:r>
+            <w:r>
+              <w:rPr>
+                <w:rFonts w:ascii="宋体" w:eastAsia="宋体" w:hAnsi="宋体" w:hint="eastAsia"/>
+                <w:noProof/>
+                <w:webHidden/>
+              </w:rPr>
+            </w:r>
+            <w:r>
+              <w:rPr>
+                <w:rFonts w:ascii="宋体" w:eastAsia="宋体" w:hAnsi="宋体" w:hint="eastAsia"/>
+                <w:noProof/>
+                <w:webHidden/>
+              </w:rPr>
+              <w:fldChar w:fldCharType="separate"/>
+            </w:r>
+            <w:r>
+              <w:rPr>
+                <w:rFonts w:ascii="宋体" w:eastAsia="宋体" w:hAnsi="宋体" w:hint="eastAsia"/>
+                <w:noProof/>
+                <w:webHidden/>
+              </w:rPr>
+              <w:t>10</w:t>
+            </w:r>
+            <w:r>
+              <w:rPr>
+                <w:rFonts w:ascii="宋体" w:eastAsia="宋体" w:hAnsi="宋体" w:hint="eastAsia"/>
+                <w:noProof/>
+                <w:webHidden/>
+              </w:rPr>
+              <w:fldChar w:fldCharType="end"/>
+            </w:r>
+          </w:hyperlink>
+        </w:p>
+        <w:p>
+          <w:pPr>
+            <w:pStyle w:val="TOC2"/>
+            <w:tabs>
+              <w:tab w:val="right" w:leader="dot" w:pos="8296"/>
+            </w:tabs>
+            <w:rPr>
+              <w:rFonts w:ascii="宋体" w:eastAsia="宋体" w:hAnsi="宋体" w:hint="eastAsia"/>
+              <w:noProof/>
+              <w:sz w:val="22"/>
+              <w:szCs w:val="24"/>
+              <w14:ligatures w14:val="standardContextual"/>
+            </w:rPr>
+          </w:pPr>
+          <w:hyperlink w:anchor="_Toc242700598" w:history="1">
+            <w:r>
+              <w:rPr>
+                <w:rStyle w:val="a3"/>
+                <w:rFonts w:ascii="宋体" w:eastAsia="宋体" w:hAnsi="宋体"/>
+                <w:noProof/>
+              </w:rPr>
+              <w:t>三、国家掌舵与黄金增长</w:t>
+            </w:r>
+            <w:r>
+              <w:rPr>
+                <w:rFonts w:ascii="宋体" w:eastAsia="宋体" w:hAnsi="宋体" w:hint="eastAsia"/>
+                <w:noProof/>
+                <w:webHidden/>
+              </w:rPr>
+              <w:tab/>
+            </w:r>
+            <w:r>
+              <w:rPr>
+                <w:rFonts w:ascii="宋体" w:eastAsia="宋体" w:hAnsi="宋体" w:hint="eastAsia"/>
+                <w:noProof/>
+                <w:webHidden/>
+              </w:rPr>
+              <w:fldChar w:fldCharType="begin"/>
+            </w:r>
+            <w:r>
+              <w:rPr>
+                <w:rFonts w:ascii="宋体" w:eastAsia="宋体" w:hAnsi="宋体" w:hint="eastAsia"/>
+                <w:noProof/>
+                <w:webHidden/>
+              </w:rPr>
+              <w:instrText xml:space="preserve"> </w:instrText>
+            </w:r>
+            <w:r>
+              <w:rPr>
+                <w:rFonts w:ascii="宋体" w:eastAsia="宋体" w:hAnsi="宋体"/>
+                <w:noProof/>
+                <w:webHidden/>
+              </w:rPr>
+              <w:instrText>PAGEREF _Toc242700598 \h</w:instrText>
+            </w:r>
+            <w:r>
+              <w:rPr>
+                <w:rFonts w:ascii="宋体" w:eastAsia="宋体" w:hAnsi="宋体" w:hint="eastAsia"/>
+                <w:noProof/>
+                <w:webHidden/>
+              </w:rPr>
+              <w:instrText xml:space="preserve"> </w:instrText>
+            </w:r>
+            <w:r>
+              <w:rPr>
+                <w:rFonts w:ascii="宋体" w:eastAsia="宋体" w:hAnsi="宋体" w:hint="eastAsia"/>
+                <w:noProof/>
+                <w:webHidden/>
+              </w:rPr>
+            </w:r>
+            <w:r>
+              <w:rPr>
+                <w:rFonts w:ascii="宋体" w:eastAsia="宋体" w:hAnsi="宋体" w:hint="eastAsia"/>
+                <w:noProof/>
+                <w:webHidden/>
+              </w:rPr>
+              <w:fldChar w:fldCharType="separate"/>
+            </w:r>
+            <w:r>
+              <w:rPr>
+                <w:rFonts w:ascii="宋体" w:eastAsia="宋体" w:hAnsi="宋体" w:hint="eastAsia"/>
+                <w:noProof/>
+                <w:webHidden/>
+              </w:rPr>
+              <w:t>10</w:t>
+            </w:r>
+            <w:r>
+              <w:rPr>
+                <w:rFonts w:ascii="宋体" w:eastAsia="宋体" w:hAnsi="宋体" w:hint="eastAsia"/>
+                <w:noProof/>
+                <w:webHidden/>
+              </w:rPr>
+              <w:fldChar w:fldCharType="end"/>
+            </w:r>
+          </w:hyperlink>
+        </w:p>
+        <w:p>
+          <w:pPr>
+            <w:pStyle w:val="TOC2"/>
+            <w:tabs>
+              <w:tab w:val="right" w:leader="dot" w:pos="8296"/>
+            </w:tabs>
+            <w:rPr>
+              <w:rFonts w:ascii="宋体" w:eastAsia="宋体" w:hAnsi="宋体" w:hint="eastAsia"/>
+              <w:noProof/>
+              <w:sz w:val="22"/>
+              <w:szCs w:val="24"/>
+              <w14:ligatures w14:val="standardContextual"/>
+            </w:rPr>
+          </w:pPr>
+          <w:hyperlink w:anchor="_Toc242700599" w:history="1">
+            <w:r>
+              <w:rPr>
+                <w:rStyle w:val="a3"/>
+                <w:rFonts w:ascii="宋体" w:eastAsia="宋体" w:hAnsi="宋体"/>
+                <w:noProof/>
+              </w:rPr>
+              <w:t>四、结构瓶颈与制裁应对</w:t>
+            </w:r>
+            <w:r>
+              <w:rPr>
+                <w:rFonts w:ascii="宋体" w:eastAsia="宋体" w:hAnsi="宋体" w:hint="eastAsia"/>
+                <w:noProof/>
+                <w:webHidden/>
+              </w:rPr>
+              <w:tab/>
+            </w:r>
+            <w:r>
+              <w:rPr>
+                <w:rFonts w:ascii="宋体" w:eastAsia="宋体" w:hAnsi="宋体" w:hint="eastAsia"/>
+                <w:noProof/>
+                <w:webHidden/>
+              </w:rPr>
+              <w:fldChar w:fldCharType="begin"/>
+            </w:r>
+            <w:r>
+              <w:rPr>
+                <w:rFonts w:ascii="宋体" w:eastAsia="宋体" w:hAnsi="宋体" w:hint="eastAsia"/>
+                <w:noProof/>
+                <w:webHidden/>
+              </w:rPr>
+              <w:instrText xml:space="preserve"> </w:instrText>
+            </w:r>
+            <w:r>
+              <w:rPr>
+                <w:rFonts w:ascii="宋体" w:eastAsia="宋体" w:hAnsi="宋体"/>
+                <w:noProof/>
+                <w:webHidden/>
+              </w:rPr>
+              <w:instrText>PAGEREF _Toc242700599 \h</w:instrText>
+            </w:r>
+            <w:r>
+              <w:rPr>
+                <w:rFonts w:ascii="宋体" w:eastAsia="宋体" w:hAnsi="宋体" w:hint="eastAsia"/>
+                <w:noProof/>
+                <w:webHidden/>
+              </w:rPr>
+              <w:instrText xml:space="preserve"> </w:instrText>
+            </w:r>
+            <w:r>
+              <w:rPr>
+                <w:rFonts w:ascii="宋体" w:eastAsia="宋体" w:hAnsi="宋体" w:hint="eastAsia"/>
+                <w:noProof/>
+                <w:webHidden/>
+              </w:rPr>
+            </w:r>
+            <w:r>
+              <w:rPr>
+                <w:rFonts w:ascii="宋体" w:eastAsia="宋体" w:hAnsi="宋体" w:hint="eastAsia"/>
+                <w:noProof/>
+                <w:webHidden/>
+              </w:rPr>
+              <w:fldChar w:fldCharType="separate"/>
+            </w:r>
+            <w:r>
+              <w:rPr>
+                <w:rFonts w:ascii="宋体" w:eastAsia="宋体" w:hAnsi="宋体" w:hint="eastAsia"/>
+                <w:noProof/>
+                <w:webHidden/>
+              </w:rPr>
+              <w:t>10</w:t>
+            </w:r>
+            <w:r>
+              <w:rPr>
+                <w:rFonts w:ascii="宋体" w:eastAsia="宋体" w:hAnsi="宋体" w:hint="eastAsia"/>
+                <w:noProof/>
+                <w:webHidden/>
+              </w:rPr>
+              <w:fldChar w:fldCharType="end"/>
+            </w:r>
+          </w:hyperlink>
+        </w:p>
+        <w:p>
+          <w:pPr>
+            <w:pStyle w:val="TOC2"/>
+            <w:tabs>
+              <w:tab w:val="right" w:leader="dot" w:pos="8296"/>
+            </w:tabs>
+            <w:rPr>
+              <w:rFonts w:ascii="宋体" w:eastAsia="宋体" w:hAnsi="宋体" w:hint="eastAsia"/>
+              <w:noProof/>
+              <w:sz w:val="22"/>
+              <w:szCs w:val="24"/>
+              <w14:ligatures w14:val="standardContextual"/>
+            </w:rPr>
+          </w:pPr>
+          <w:hyperlink w:anchor="_Toc242700600" w:history="1">
+            <w:r>
+              <w:rPr>
+                <w:rStyle w:val="a3"/>
+                <w:rFonts w:ascii="宋体" w:eastAsia="宋体" w:hAnsi="宋体"/>
+                <w:noProof/>
+              </w:rPr>
+              <w:t>五、地缘剧</w:t>
+            </w:r>
+            <w:r>
+              <w:rPr>
+                <w:rStyle w:val="a3"/>
+                <w:rFonts w:ascii="宋体" w:eastAsia="宋体" w:hAnsi="宋体"/>
+                <w:noProof/>
+              </w:rPr>
+              <w:t>变</w:t>
+            </w:r>
+            <w:r>
+              <w:rPr>
+                <w:rStyle w:val="a3"/>
+                <w:rFonts w:ascii="宋体" w:eastAsia="宋体" w:hAnsi="宋体"/>
+                <w:noProof/>
+              </w:rPr>
+              <w:t>与战时经济</w:t>
+            </w:r>
+            <w:r>
+              <w:rPr>
+                <w:rFonts w:ascii="宋体" w:eastAsia="宋体" w:hAnsi="宋体" w:hint="eastAsia"/>
+                <w:noProof/>
+                <w:webHidden/>
+              </w:rPr>
+              <w:tab/>
+            </w:r>
+            <w:r>
+              <w:rPr>
+                <w:rFonts w:ascii="宋体" w:eastAsia="宋体" w:hAnsi="宋体" w:hint="eastAsia"/>
+                <w:noProof/>
+                <w:webHidden/>
+              </w:rPr>
+              <w:fldChar w:fldCharType="begin"/>
+            </w:r>
+            <w:r>
+              <w:rPr>
+                <w:rFonts w:ascii="宋体" w:eastAsia="宋体" w:hAnsi="宋体" w:hint="eastAsia"/>
+                <w:noProof/>
+                <w:webHidden/>
+              </w:rPr>
+              <w:instrText xml:space="preserve"> </w:instrText>
+            </w:r>
+            <w:r>
+              <w:rPr>
+                <w:rFonts w:ascii="宋体" w:eastAsia="宋体" w:hAnsi="宋体"/>
+                <w:noProof/>
+                <w:webHidden/>
+              </w:rPr>
+              <w:instrText>PAGEREF _Toc242700600 \h</w:instrText>
+            </w:r>
+            <w:r>
+              <w:rPr>
+                <w:rFonts w:ascii="宋体" w:eastAsia="宋体" w:hAnsi="宋体" w:hint="eastAsia"/>
+                <w:noProof/>
+                <w:webHidden/>
+              </w:rPr>
+              <w:instrText xml:space="preserve"> </w:instrText>
+            </w:r>
+            <w:r>
+              <w:rPr>
+                <w:rFonts w:ascii="宋体" w:eastAsia="宋体" w:hAnsi="宋体" w:hint="eastAsia"/>
+                <w:noProof/>
+                <w:webHidden/>
+              </w:rPr>
+            </w:r>
+            <w:r>
+              <w:rPr>
+                <w:rFonts w:ascii="宋体" w:eastAsia="宋体" w:hAnsi="宋体" w:hint="eastAsia"/>
+                <w:noProof/>
+                <w:webHidden/>
+              </w:rPr>
+              <w:fldChar w:fldCharType="separate"/>
+            </w:r>
+            <w:r>
+              <w:rPr>
+                <w:rFonts w:ascii="宋体" w:eastAsia="宋体" w:hAnsi="宋体" w:hint="eastAsia"/>
+                <w:noProof/>
+                <w:webHidden/>
+              </w:rPr>
+              <w:t>11</w:t>
             </w:r>
             <w:r>
               <w:rPr>
@@ -2528,7 +3120,7 @@
       <w:pPr>
         <w:pStyle w:val="a9"/>
       </w:pPr>
-      <w:bookmarkStart w:id="0" w:name="_Toc241491025"/>
+      <w:bookmarkStart w:id="0" w:name="_Toc242700571"/>
       <w:r>
         <w:rPr>
           <w:rFonts w:hint="eastAsia"/>
@@ -2615,7 +3207,7 @@
       <w:pPr>
         <w:pStyle w:val="ac"/>
       </w:pPr>
-      <w:bookmarkStart w:id="1" w:name="_Toc241491026"/>
+      <w:bookmarkStart w:id="1" w:name="_Toc242700572"/>
       <w:r>
         <w:rPr>
           <w:rFonts w:hint="eastAsia"/>
@@ -2672,7 +3264,7 @@
       <w:pPr>
         <w:pStyle w:val="ac"/>
       </w:pPr>
-      <w:bookmarkStart w:id="2" w:name="_Toc241491027"/>
+      <w:bookmarkStart w:id="2" w:name="_Toc242700573"/>
       <w:r>
         <w:rPr>
           <w:rFonts w:hint="eastAsia"/>
@@ -2783,7 +3375,7 @@
       <w:pPr>
         <w:pStyle w:val="ae"/>
       </w:pPr>
-      <w:bookmarkStart w:id="3" w:name="_Toc241491028"/>
+      <w:bookmarkStart w:id="3" w:name="_Toc242700574"/>
       <w:r>
         <w:rPr>
           <w:rFonts w:hint="eastAsia"/>
@@ -2835,7 +3427,7 @@
       <w:pPr>
         <w:pStyle w:val="ae"/>
       </w:pPr>
-      <w:bookmarkStart w:id="4" w:name="_Toc241491029"/>
+      <w:bookmarkStart w:id="4" w:name="_Toc242700575"/>
       <w:r>
         <w:rPr>
           <w:rFonts w:hint="eastAsia"/>
@@ -3918,7 +4510,7 @@
       <w:pPr>
         <w:pStyle w:val="ac"/>
       </w:pPr>
-      <w:bookmarkStart w:id="5" w:name="_Toc241491030"/>
+      <w:bookmarkStart w:id="5" w:name="_Toc242700576"/>
       <w:r>
         <w:rPr>
           <w:rFonts w:hint="eastAsia"/>
@@ -4152,7 +4744,7 @@
       <w:pPr>
         <w:pStyle w:val="a9"/>
       </w:pPr>
-      <w:bookmarkStart w:id="6" w:name="_Toc241491031"/>
+      <w:bookmarkStart w:id="6" w:name="_Toc242700577"/>
       <w:r>
         <w:rPr>
           <w:rFonts w:hint="eastAsia"/>
@@ -4190,7 +4782,7 @@
       <w:pPr>
         <w:pStyle w:val="ac"/>
       </w:pPr>
-      <w:bookmarkStart w:id="7" w:name="_Toc241491032"/>
+      <w:bookmarkStart w:id="7" w:name="_Toc242700578"/>
       <w:r>
         <w:rPr>
           <w:rFonts w:hint="eastAsia"/>
@@ -4796,7 +5388,7 @@
       <w:pPr>
         <w:pStyle w:val="ac"/>
       </w:pPr>
-      <w:bookmarkStart w:id="8" w:name="_Toc241491033"/>
+      <w:bookmarkStart w:id="8" w:name="_Toc242700579"/>
       <w:r>
         <w:rPr>
           <w:rFonts w:hint="eastAsia"/>
@@ -4917,7 +5509,7 @@
       <w:pPr>
         <w:pStyle w:val="a9"/>
       </w:pPr>
-      <w:bookmarkStart w:id="9" w:name="_Toc241491034"/>
+      <w:bookmarkStart w:id="9" w:name="_Toc242700580"/>
       <w:r>
         <w:rPr>
           <w:rFonts w:hint="eastAsia"/>
@@ -4943,9 +5535,6 @@
         <w:pStyle w:val="aa"/>
         <w:spacing w:before="78" w:after="78"/>
         <w:jc w:val="center"/>
-        <w:rPr>
-          <w:rFonts w:hint="eastAsia"/>
-        </w:rPr>
       </w:pPr>
       <w:r>
         <w:rPr>
@@ -4958,7 +5547,7 @@
       <w:pPr>
         <w:pStyle w:val="ac"/>
       </w:pPr>
-      <w:bookmarkStart w:id="10" w:name="_Toc241491035"/>
+      <w:bookmarkStart w:id="10" w:name="_Toc242700581"/>
       <w:r>
         <w:rPr>
           <w:rFonts w:hint="eastAsia"/>
@@ -4983,7 +5572,7 @@
       <w:pPr>
         <w:pStyle w:val="ae"/>
       </w:pPr>
-      <w:bookmarkStart w:id="11" w:name="_Toc241491036"/>
+      <w:bookmarkStart w:id="11" w:name="_Toc242700582"/>
       <w:r>
         <w:rPr>
           <w:rFonts w:hint="eastAsia"/>
@@ -4996,16 +5585,13 @@
       <w:pPr>
         <w:pStyle w:val="aa"/>
         <w:spacing w:before="78" w:after="78"/>
-        <w:rPr>
-          <w:rFonts w:hint="eastAsia"/>
-        </w:rPr>
       </w:pPr>
     </w:p>
     <w:p>
       <w:pPr>
         <w:pStyle w:val="ae"/>
       </w:pPr>
-      <w:bookmarkStart w:id="12" w:name="_Toc241491037"/>
+      <w:bookmarkStart w:id="12" w:name="_Toc242700583"/>
       <w:r>
         <w:rPr>
           <w:rFonts w:hint="eastAsia"/>
@@ -5018,9 +5604,6 @@
       <w:pPr>
         <w:pStyle w:val="aa"/>
         <w:spacing w:before="78" w:after="78"/>
-        <w:rPr>
-          <w:rFonts w:hint="eastAsia"/>
-        </w:rPr>
       </w:pPr>
       <w:r>
         <w:tab/>
@@ -5048,7 +5631,7 @@
       <w:pPr>
         <w:pStyle w:val="ae"/>
       </w:pPr>
-      <w:bookmarkStart w:id="13" w:name="_Toc241491038"/>
+      <w:bookmarkStart w:id="13" w:name="_Toc242700584"/>
       <w:r>
         <w:rPr>
           <w:rFonts w:hint="eastAsia"/>
@@ -5110,9 +5693,6 @@
       <w:pPr>
         <w:pStyle w:val="aa"/>
         <w:spacing w:before="78" w:after="78"/>
-        <w:rPr>
-          <w:rFonts w:hint="eastAsia"/>
-        </w:rPr>
       </w:pPr>
       <w:r>
         <w:tab/>
@@ -5200,7 +5780,7 @@
       <w:pPr>
         <w:pStyle w:val="ac"/>
       </w:pPr>
-      <w:bookmarkStart w:id="14" w:name="_Toc241491039"/>
+      <w:bookmarkStart w:id="14" w:name="_Toc242700585"/>
       <w:r>
         <w:rPr>
           <w:rFonts w:hint="eastAsia"/>
@@ -5212,11 +5792,8 @@
     <w:p>
       <w:pPr>
         <w:pStyle w:val="ae"/>
-        <w:rPr>
-          <w:rFonts w:hint="eastAsia"/>
-        </w:rPr>
-      </w:pPr>
-      <w:bookmarkStart w:id="15" w:name="_Toc241491040"/>
+      </w:pPr>
+      <w:bookmarkStart w:id="15" w:name="_Toc242700586"/>
       <w:r>
         <w:rPr>
           <w:rFonts w:hint="eastAsia"/>
@@ -5243,9 +5820,6 @@
         <w:pStyle w:val="aa"/>
         <w:spacing w:before="78" w:after="78"/>
         <w:ind w:firstLine="420"/>
-        <w:rPr>
-          <w:rFonts w:hint="eastAsia"/>
-        </w:rPr>
       </w:pPr>
       <w:r>
         <w:rPr>
@@ -5380,11 +5954,8 @@
     <w:p>
       <w:pPr>
         <w:pStyle w:val="ae"/>
-        <w:rPr>
-          <w:rFonts w:hint="eastAsia"/>
-        </w:rPr>
-      </w:pPr>
-      <w:bookmarkStart w:id="16" w:name="_Toc241491041"/>
+      </w:pPr>
+      <w:bookmarkStart w:id="16" w:name="_Toc242700587"/>
       <w:r>
         <w:rPr>
           <w:rFonts w:hint="eastAsia"/>
@@ -5505,7 +6076,7 @@
       <w:pPr>
         <w:pStyle w:val="a9"/>
       </w:pPr>
-      <w:bookmarkStart w:id="17" w:name="_Toc241491042"/>
+      <w:bookmarkStart w:id="17" w:name="_Toc242700588"/>
       <w:r>
         <w:rPr>
           <w:rFonts w:hint="eastAsia"/>
@@ -5532,9 +6103,6 @@
         <w:pStyle w:val="aa"/>
         <w:spacing w:before="78" w:after="78"/>
         <w:jc w:val="center"/>
-        <w:rPr>
-          <w:rFonts w:hint="eastAsia"/>
-        </w:rPr>
       </w:pPr>
       <w:r>
         <w:rPr>
@@ -5547,7 +6115,7 @@
       <w:pPr>
         <w:pStyle w:val="ac"/>
       </w:pPr>
-      <w:bookmarkStart w:id="18" w:name="_Toc241491043"/>
+      <w:bookmarkStart w:id="18" w:name="_Toc242700589"/>
       <w:r>
         <w:rPr>
           <w:rFonts w:hint="eastAsia"/>
@@ -5559,11 +6127,8 @@
     <w:p>
       <w:pPr>
         <w:pStyle w:val="ae"/>
-        <w:rPr>
-          <w:rFonts w:hint="eastAsia"/>
-        </w:rPr>
-      </w:pPr>
-      <w:bookmarkStart w:id="19" w:name="_Toc241491044"/>
+      </w:pPr>
+      <w:bookmarkStart w:id="19" w:name="_Toc242700590"/>
       <w:r>
         <w:rPr>
           <w:rFonts w:hint="eastAsia"/>
@@ -5647,9 +6212,6 @@
         </w:numPr>
         <w:spacing w:beforeLines="0" w:before="0" w:afterLines="0" w:after="0"/>
         <w:ind w:left="442" w:hanging="442"/>
-        <w:rPr>
-          <w:rFonts w:hint="eastAsia"/>
-        </w:rPr>
       </w:pPr>
       <w:r>
         <w:rPr>
@@ -5748,9 +6310,6 @@
         </w:numPr>
         <w:spacing w:beforeLines="0" w:before="0" w:afterLines="0" w:after="0"/>
         <w:ind w:left="442" w:hanging="442"/>
-        <w:rPr>
-          <w:rFonts w:hint="eastAsia"/>
-        </w:rPr>
       </w:pPr>
       <w:r>
         <w:rPr>
@@ -5764,9 +6323,6 @@
         <w:pStyle w:val="aa"/>
         <w:spacing w:before="78" w:after="78"/>
         <w:ind w:left="420"/>
-        <w:rPr>
-          <w:rFonts w:hint="eastAsia"/>
-        </w:rPr>
       </w:pPr>
       <w:r>
         <w:rPr>
@@ -5779,7 +6335,7 @@
       <w:pPr>
         <w:pStyle w:val="ae"/>
       </w:pPr>
-      <w:bookmarkStart w:id="20" w:name="_Toc241491045"/>
+      <w:bookmarkStart w:id="20" w:name="_Toc242700591"/>
       <w:r>
         <w:rPr>
           <w:rFonts w:hint="eastAsia"/>
@@ -5836,11 +6392,8 @@
     <w:p>
       <w:pPr>
         <w:pStyle w:val="ae"/>
-        <w:rPr>
-          <w:rFonts w:hint="eastAsia"/>
-        </w:rPr>
-      </w:pPr>
-      <w:bookmarkStart w:id="21" w:name="_Toc241491046"/>
+      </w:pPr>
+      <w:bookmarkStart w:id="21" w:name="_Toc242700592"/>
       <w:r>
         <w:rPr>
           <w:rFonts w:hint="eastAsia"/>
@@ -5895,9 +6448,6 @@
       <w:pPr>
         <w:pStyle w:val="aa"/>
         <w:spacing w:before="78" w:after="78"/>
-        <w:rPr>
-          <w:rFonts w:hint="eastAsia"/>
-        </w:rPr>
       </w:pPr>
       <w:r>
         <w:tab/>
@@ -6010,7 +6560,7 @@
       <w:pPr>
         <w:pStyle w:val="ae"/>
       </w:pPr>
-      <w:bookmarkStart w:id="22" w:name="_Toc241491047"/>
+      <w:bookmarkStart w:id="22" w:name="_Toc242700593"/>
       <w:r>
         <w:rPr>
           <w:rFonts w:hint="eastAsia"/>
@@ -6023,9 +6573,6 @@
       <w:pPr>
         <w:pStyle w:val="aa"/>
         <w:spacing w:before="78" w:after="78"/>
-        <w:rPr>
-          <w:rFonts w:hint="eastAsia"/>
-        </w:rPr>
       </w:pPr>
       <w:r>
         <w:tab/>
@@ -6053,7 +6600,7 @@
       <w:pPr>
         <w:pStyle w:val="ac"/>
       </w:pPr>
-      <w:bookmarkStart w:id="23" w:name="_Toc241491048"/>
+      <w:bookmarkStart w:id="23" w:name="_Toc242700594"/>
       <w:r>
         <w:rPr>
           <w:rFonts w:hint="eastAsia"/>
@@ -6137,9 +6684,6 @@
         </w:numPr>
         <w:spacing w:beforeLines="0" w:before="0" w:afterLines="0" w:after="0"/>
         <w:ind w:left="442" w:hanging="442"/>
-        <w:rPr>
-          <w:rFonts w:hint="eastAsia"/>
-        </w:rPr>
       </w:pPr>
       <w:r>
         <w:rPr>
@@ -6153,15 +6697,804 @@
         <w:pStyle w:val="aa"/>
         <w:spacing w:before="78" w:after="78"/>
         <w:ind w:firstLine="420"/>
-        <w:rPr>
-          <w:rFonts w:hint="eastAsia"/>
-        </w:rPr>
       </w:pPr>
       <w:r>
         <w:rPr>
           <w:rFonts w:hint="eastAsia"/>
         </w:rPr>
         <w:t>此外，亦有观点认为，俄罗斯外交有着突出的矛盾性，好走极端，导致外交偏爱激进策略。</w:t>
+      </w:r>
+    </w:p>
+    <w:p>
+      <w:pPr>
+        <w:pStyle w:val="aa"/>
+        <w:spacing w:before="78" w:after="78"/>
+      </w:pPr>
+    </w:p>
+    <w:p>
+      <w:pPr>
+        <w:pStyle w:val="aa"/>
+        <w:spacing w:before="78" w:after="78"/>
+      </w:pPr>
+    </w:p>
+    <w:p>
+      <w:pPr>
+        <w:pStyle w:val="aa"/>
+        <w:spacing w:before="78" w:after="78"/>
+      </w:pPr>
+    </w:p>
+    <w:p>
+      <w:pPr>
+        <w:pStyle w:val="a9"/>
+      </w:pPr>
+      <w:bookmarkStart w:id="24" w:name="_Toc242700595"/>
+      <w:r>
+        <w:rPr>
+          <w:rFonts w:hint="eastAsia"/>
+        </w:rPr>
+        <w:t>第五讲</w:t>
+      </w:r>
+      <w:r>
+        <w:rPr>
+          <w:rFonts w:hint="eastAsia"/>
+        </w:rPr>
+        <w:t xml:space="preserve"> </w:t>
+      </w:r>
+      <w:r>
+        <w:rPr>
+          <w:rFonts w:hint="eastAsia"/>
+        </w:rPr>
+        <w:t>俄罗斯经济：改革与对外经济关系</w:t>
+      </w:r>
+      <w:bookmarkEnd w:id="24"/>
+    </w:p>
+    <w:p>
+      <w:pPr>
+        <w:pStyle w:val="aa"/>
+        <w:spacing w:before="78" w:after="78"/>
+        <w:jc w:val="center"/>
+        <w:rPr>
+          <w:rFonts w:hint="eastAsia"/>
+        </w:rPr>
+      </w:pPr>
+      <w:r>
+        <w:rPr>
+          <w:rFonts w:hint="eastAsia"/>
+        </w:rPr>
+        <w:t>2026.10.12</w:t>
+      </w:r>
+    </w:p>
+    <w:p>
+      <w:pPr>
+        <w:pStyle w:val="ac"/>
+      </w:pPr>
+      <w:bookmarkStart w:id="25" w:name="_Toc242700596"/>
+      <w:r>
+        <w:rPr>
+          <w:rFonts w:hint="eastAsia"/>
+        </w:rPr>
+        <w:t>一、苏联困局与改革尝试</w:t>
+      </w:r>
+      <w:bookmarkEnd w:id="25"/>
+    </w:p>
+    <w:p>
+      <w:pPr>
+        <w:pStyle w:val="aa"/>
+        <w:spacing w:before="78" w:after="78"/>
+      </w:pPr>
+      <w:r>
+        <w:tab/>
+      </w:r>
+      <w:r>
+        <w:rPr>
+          <w:rFonts w:hint="eastAsia"/>
+        </w:rPr>
+        <w:t>1953</w:t>
+      </w:r>
+      <w:r>
+        <w:rPr>
+          <w:rFonts w:hint="eastAsia"/>
+        </w:rPr>
+        <w:t>年至</w:t>
+      </w:r>
+      <w:r>
+        <w:rPr>
+          <w:rFonts w:hint="eastAsia"/>
+        </w:rPr>
+        <w:t>1991</w:t>
+      </w:r>
+      <w:r>
+        <w:rPr>
+          <w:rFonts w:hint="eastAsia"/>
+        </w:rPr>
+        <w:t>年是苏联经济改革的主要发生时期，其核心矛盾在于，改革试图提高高度集中指令性经济的效率，但始终未能突破体制框架。由此，改革缺乏系统规划与配套支持，整体经济效率持续下降，为后续市场化转轨埋下隐患。</w:t>
+      </w:r>
+    </w:p>
+    <w:p>
+      <w:pPr>
+        <w:pStyle w:val="aa"/>
+        <w:spacing w:before="78" w:after="78"/>
+      </w:pPr>
+      <w:r>
+        <w:tab/>
+      </w:r>
+      <w:r>
+        <w:rPr>
+          <w:rFonts w:hint="eastAsia"/>
+        </w:rPr>
+        <w:t>赫鲁晓夫时期的改革以农业为切入点，推行大规模垦荒；改组中央部委管理体制，部分下放企业管理权。勃列日涅夫时期的柯西金改革推行“新经济体制”，将利润、奖金、经济核算引入企业评估。这两个时期的改革在短期看来有一定成效，但中期上，高油价带来的“石油红利”掩盖了结构性矛盾；于是，在长期上，体制改革最终陷入了停滞。</w:t>
+      </w:r>
+    </w:p>
+    <w:p>
+      <w:pPr>
+        <w:pStyle w:val="aa"/>
+        <w:spacing w:before="78" w:after="78"/>
+      </w:pPr>
+      <w:r>
+        <w:tab/>
+      </w:r>
+      <w:r>
+        <w:rPr>
+          <w:rFonts w:hint="eastAsia"/>
+        </w:rPr>
+        <w:t>戈尔巴乔夫时期实行了全面的经济改革，如实施“加速战略”、出台《国有企业法》、引入合作社与私有制萌芽等。但是，戈尔巴乔夫经济改革缺乏宏观调控和金融配套，导致财政与货币双重失衡，经济改革推进失序。其逻辑是：缺乏宏观与金融支持，导致收支失衡加剧，引发严重财政赤字；商品匮乏，市场供应紧张；物价失控，爆发恶性通胀；最终改革失控，加速苏联解体。</w:t>
+      </w:r>
+    </w:p>
+    <w:p>
+      <w:pPr>
+        <w:pStyle w:val="aa"/>
+        <w:spacing w:before="78" w:after="78"/>
+        <w:rPr>
+          <w:rFonts w:hint="eastAsia"/>
+        </w:rPr>
+      </w:pPr>
+      <w:r>
+        <w:tab/>
+      </w:r>
+      <w:r>
+        <w:rPr>
+          <w:rFonts w:hint="eastAsia"/>
+        </w:rPr>
+        <w:t>苏联时期要素驱动的粗放增长，使效率持续下降。苏联设备更新长期滞后，资本老化问题突出；投资失衡，过度投资新产能，忽视既有设备更新；计划体制效率不足，导致资本生产率下降。</w:t>
+      </w:r>
+    </w:p>
+    <w:p>
+      <w:pPr>
+        <w:pStyle w:val="aa"/>
+        <w:spacing w:before="78" w:after="78"/>
+      </w:pPr>
+    </w:p>
+    <w:p>
+      <w:pPr>
+        <w:pStyle w:val="ac"/>
+      </w:pPr>
+      <w:bookmarkStart w:id="26" w:name="_Toc242700597"/>
+      <w:r>
+        <w:rPr>
+          <w:rFonts w:hint="eastAsia"/>
+        </w:rPr>
+        <w:lastRenderedPageBreak/>
+        <w:t>二、休克疗法与转型阵痛</w:t>
+      </w:r>
+      <w:bookmarkEnd w:id="26"/>
+    </w:p>
+    <w:p>
+      <w:pPr>
+        <w:pStyle w:val="aa"/>
+        <w:spacing w:before="78" w:after="78"/>
+      </w:pPr>
+      <w:r>
+        <w:tab/>
+      </w:r>
+      <w:r>
+        <w:rPr>
+          <w:rFonts w:hint="eastAsia"/>
+        </w:rPr>
+        <w:t>1992</w:t>
+      </w:r>
+      <w:r>
+        <w:rPr>
+          <w:rFonts w:hint="eastAsia"/>
+        </w:rPr>
+        <w:t>年休克疗法的重要内容是放开物价，这直接引发了超级通货膨胀。</w:t>
+      </w:r>
+      <w:r>
+        <w:rPr>
+          <w:rFonts w:hint="eastAsia"/>
+        </w:rPr>
+        <w:t>1992</w:t>
+      </w:r>
+      <w:r>
+        <w:rPr>
+          <w:rFonts w:hint="eastAsia"/>
+        </w:rPr>
+        <w:t>年的通胀率超过了</w:t>
+      </w:r>
+      <w:r>
+        <w:rPr>
+          <w:rFonts w:hint="eastAsia"/>
+        </w:rPr>
+        <w:t>2500%</w:t>
+      </w:r>
+      <w:r>
+        <w:rPr>
+          <w:rFonts w:hint="eastAsia"/>
+        </w:rPr>
+        <w:t>；</w:t>
+      </w:r>
+      <w:r>
+        <w:rPr>
+          <w:rFonts w:hint="eastAsia"/>
+        </w:rPr>
+        <w:t>1993</w:t>
+      </w:r>
+      <w:r>
+        <w:rPr>
+          <w:rFonts w:hint="eastAsia"/>
+        </w:rPr>
+        <w:t>年下降至</w:t>
+      </w:r>
+      <w:r>
+        <w:rPr>
+          <w:rFonts w:hint="eastAsia"/>
+        </w:rPr>
+        <w:t>874%</w:t>
+      </w:r>
+      <w:r>
+        <w:rPr>
+          <w:rFonts w:hint="eastAsia"/>
+        </w:rPr>
+        <w:t>左右。休克疗法转轨初期，国民经济连续多年深度衰退；</w:t>
+      </w:r>
+      <w:r>
+        <w:rPr>
+          <w:rFonts w:hint="eastAsia"/>
+        </w:rPr>
+        <w:t>1991</w:t>
+      </w:r>
+      <w:r>
+        <w:rPr>
+          <w:rFonts w:hint="eastAsia"/>
+        </w:rPr>
+        <w:t>年至</w:t>
+      </w:r>
+      <w:r>
+        <w:rPr>
+          <w:rFonts w:hint="eastAsia"/>
+        </w:rPr>
+        <w:t>1998</w:t>
+      </w:r>
+      <w:r>
+        <w:rPr>
+          <w:rFonts w:hint="eastAsia"/>
+        </w:rPr>
+        <w:t>年累计产出收缩约</w:t>
+      </w:r>
+      <w:r>
+        <w:rPr>
+          <w:rFonts w:hint="eastAsia"/>
+        </w:rPr>
+        <w:t>40%</w:t>
+      </w:r>
+      <w:r>
+        <w:rPr>
+          <w:rFonts w:hint="eastAsia"/>
+        </w:rPr>
+        <w:t>量级。休克疗法的核心后果是私有化过程中，国有资产被低价转移，促成金融寡头崛起；即大量国有资产以低价流入少数特权阶层与商人手中。</w:t>
+      </w:r>
+      <w:r>
+        <w:rPr>
+          <w:rFonts w:hint="eastAsia"/>
+        </w:rPr>
+        <w:t>在此期间，政府以股份作抵押向银行借款约</w:t>
+      </w:r>
+      <w:r>
+        <w:rPr>
+          <w:rFonts w:hint="eastAsia"/>
+        </w:rPr>
+        <w:t>18</w:t>
+      </w:r>
+      <w:r>
+        <w:rPr>
+          <w:rFonts w:hint="eastAsia"/>
+        </w:rPr>
+        <w:t>亿美元；随后通过有争议的拍卖，将重要资产转让。</w:t>
+      </w:r>
+    </w:p>
+    <w:p>
+      <w:pPr>
+        <w:pStyle w:val="aa"/>
+        <w:spacing w:before="78" w:after="78"/>
+      </w:pPr>
+      <w:r>
+        <w:tab/>
+      </w:r>
+      <w:r>
+        <w:rPr>
+          <w:rFonts w:hint="eastAsia"/>
+        </w:rPr>
+        <w:t>休克疗法有三大支柱：第一，全面放开价格，试图在短时间内完成向自由市场经济的跨越；第二，大规模私有化，如私有化证券和“贷款换股权”计划；第三，紧缩财政与货币政策，严控货币发行与财政支出。</w:t>
+      </w:r>
+    </w:p>
+    <w:p>
+      <w:pPr>
+        <w:pStyle w:val="aa"/>
+        <w:spacing w:before="78" w:after="78"/>
+        <w:rPr>
+          <w:rFonts w:hint="eastAsia"/>
+        </w:rPr>
+      </w:pPr>
+      <w:r>
+        <w:tab/>
+      </w:r>
+      <w:r>
+        <w:rPr>
+          <w:rFonts w:hint="eastAsia"/>
+        </w:rPr>
+        <w:t>1998</w:t>
+      </w:r>
+      <w:r>
+        <w:rPr>
+          <w:rFonts w:hint="eastAsia"/>
+        </w:rPr>
+        <w:t>年，债务危机发生，俄罗斯爆发债务违约和卢布大幅贬值。有观点认为，债务危机宣告了休克疗法失败。</w:t>
+      </w:r>
+      <w:r>
+        <w:rPr>
+          <w:rFonts w:hint="eastAsia"/>
+        </w:rPr>
+        <w:t>1998</w:t>
+      </w:r>
+      <w:r>
+        <w:rPr>
+          <w:rFonts w:hint="eastAsia"/>
+        </w:rPr>
+        <w:t>年俄罗斯</w:t>
+      </w:r>
+      <w:r>
+        <w:rPr>
+          <w:rFonts w:hint="eastAsia"/>
+        </w:rPr>
+        <w:t>GDP</w:t>
+      </w:r>
+      <w:r>
+        <w:rPr>
+          <w:rFonts w:hint="eastAsia"/>
+        </w:rPr>
+        <w:t>增速为负，到</w:t>
+      </w:r>
+      <w:r>
+        <w:rPr>
+          <w:rFonts w:hint="eastAsia"/>
+        </w:rPr>
+        <w:t>1999</w:t>
+      </w:r>
+      <w:r>
+        <w:rPr>
+          <w:rFonts w:hint="eastAsia"/>
+        </w:rPr>
+        <w:t>年起经济开始回升。</w:t>
+      </w:r>
+    </w:p>
+    <w:p>
+      <w:pPr>
+        <w:pStyle w:val="aa"/>
+        <w:spacing w:before="78" w:after="78"/>
+      </w:pPr>
+    </w:p>
+    <w:p>
+      <w:pPr>
+        <w:pStyle w:val="ac"/>
+      </w:pPr>
+      <w:bookmarkStart w:id="27" w:name="_Toc242700598"/>
+      <w:r>
+        <w:rPr>
+          <w:rFonts w:hint="eastAsia"/>
+        </w:rPr>
+        <w:t>三、国家掌舵与黄金增长</w:t>
+      </w:r>
+      <w:bookmarkEnd w:id="27"/>
+    </w:p>
+    <w:p>
+      <w:pPr>
+        <w:pStyle w:val="aa"/>
+        <w:spacing w:before="78" w:after="78"/>
+      </w:pPr>
+      <w:r>
+        <w:tab/>
+      </w:r>
+      <w:r>
+        <w:rPr>
+          <w:rFonts w:hint="eastAsia"/>
+        </w:rPr>
+        <w:t>普京执政后，确立了“强有力的国家”在经济中的核心地位。首先，俄罗斯的经济模式转向国家资本主义，强化国家对经济的主导作用。其次，打击政治介入过深的寡头，限制私人资本对国家政治的影响力。再次，加强国民经济命脉控制，重新加强对石油、天然气、军工、交通等国民经济命脉的控制，巩固国家对战略行业的掌控。最后，组建国家巨头，如俄气、俄石油、联合航空制造集团等，通过这些大型国有集团承载战略产业。</w:t>
+      </w:r>
+    </w:p>
+    <w:p>
+      <w:pPr>
+        <w:pStyle w:val="aa"/>
+        <w:spacing w:before="78" w:after="78"/>
+      </w:pPr>
+      <w:r>
+        <w:tab/>
+      </w:r>
+      <w:r>
+        <w:rPr>
+          <w:rFonts w:hint="eastAsia"/>
+        </w:rPr>
+        <w:t>普京时期还进行了财税改革与稳定基金，通过制度重建为经济高速增长奠定基础。第一，统一平税率，即统一的</w:t>
+      </w:r>
+      <w:r>
+        <w:rPr>
+          <w:rFonts w:hint="eastAsia"/>
+        </w:rPr>
+        <w:t>13%</w:t>
+      </w:r>
+      <w:r>
+        <w:rPr>
+          <w:rFonts w:hint="eastAsia"/>
+        </w:rPr>
+        <w:t>个人所得税；第二，设立“稳定基金”，后演变为国家福利基金。上述两个政策的目的是吸收超额石油收益，抵御大宗商品价格波动。</w:t>
+      </w:r>
+    </w:p>
+    <w:p>
+      <w:pPr>
+        <w:pStyle w:val="aa"/>
+        <w:spacing w:before="78" w:after="78"/>
+        <w:rPr>
+          <w:rFonts w:hint="eastAsia"/>
+        </w:rPr>
+      </w:pPr>
+      <w:r>
+        <w:tab/>
+      </w:r>
+      <w:r>
+        <w:rPr>
+          <w:rFonts w:hint="eastAsia"/>
+        </w:rPr>
+        <w:t>普京的前两个任期期间，在</w:t>
+      </w:r>
+      <w:r>
+        <w:rPr>
+          <w:rFonts w:hint="eastAsia"/>
+        </w:rPr>
+        <w:t>2000</w:t>
+      </w:r>
+      <w:r>
+        <w:rPr>
+          <w:rFonts w:hint="eastAsia"/>
+        </w:rPr>
+        <w:t>年至</w:t>
+      </w:r>
+      <w:r>
+        <w:rPr>
+          <w:rFonts w:hint="eastAsia"/>
+        </w:rPr>
+        <w:t>2008</w:t>
+      </w:r>
+      <w:r>
+        <w:rPr>
+          <w:rFonts w:hint="eastAsia"/>
+        </w:rPr>
+        <w:t>年，俄罗斯的</w:t>
+      </w:r>
+      <w:r>
+        <w:rPr>
+          <w:rFonts w:hint="eastAsia"/>
+        </w:rPr>
+        <w:t>GDP</w:t>
+      </w:r>
+      <w:r>
+        <w:rPr>
+          <w:rFonts w:hint="eastAsia"/>
+        </w:rPr>
+        <w:t>增长率较高，年均超过</w:t>
+      </w:r>
+      <w:r>
+        <w:rPr>
+          <w:rFonts w:hint="eastAsia"/>
+        </w:rPr>
+        <w:t>6%</w:t>
+      </w:r>
+      <w:r>
+        <w:rPr>
+          <w:rFonts w:hint="eastAsia"/>
+        </w:rPr>
+        <w:t>，外汇储备大幅攀升，财政实现盈余。</w:t>
+      </w:r>
+      <w:r>
+        <w:rPr>
+          <w:rFonts w:hint="eastAsia"/>
+        </w:rPr>
+        <w:t>这一黄金期的增长动能，在于国际高油价红利与国内政治社会秩序稳定的叠加。具体而言，国际高油价持续提供了超额出口收入；国内秩序稳定改善了投资预期；民营与国有资本共同扩张；财税改革与稳定基金吸收超额收益，增强了财政韧性。</w:t>
+      </w:r>
+    </w:p>
+    <w:p>
+      <w:pPr>
+        <w:pStyle w:val="aa"/>
+        <w:spacing w:before="78" w:after="78"/>
+      </w:pPr>
+      <w:r>
+        <w:tab/>
+      </w:r>
+      <w:r>
+        <w:rPr>
+          <w:rFonts w:hint="eastAsia"/>
+        </w:rPr>
+        <w:t>国家资本主义的成效在于，国家得以重新掌握战略行业，财政收入充盈；经济也实现了高速扩张。但其必然结果在于，对大宗商品价格敏感，结构性矛盾也被掩盖。</w:t>
+      </w:r>
+    </w:p>
+    <w:p>
+      <w:pPr>
+        <w:pStyle w:val="aa"/>
+        <w:spacing w:before="78" w:after="78"/>
+      </w:pPr>
+    </w:p>
+    <w:p>
+      <w:pPr>
+        <w:pStyle w:val="ac"/>
+        <w:rPr>
+          <w:rFonts w:hint="eastAsia"/>
+        </w:rPr>
+      </w:pPr>
+      <w:bookmarkStart w:id="28" w:name="_Toc242700599"/>
+      <w:r>
+        <w:rPr>
+          <w:rFonts w:hint="eastAsia"/>
+        </w:rPr>
+        <w:t>四、结构瓶颈与制裁应对</w:t>
+      </w:r>
+      <w:bookmarkEnd w:id="28"/>
+    </w:p>
+    <w:p>
+      <w:pPr>
+        <w:pStyle w:val="aa"/>
+        <w:spacing w:before="78" w:after="78"/>
+      </w:pPr>
+      <w:r>
+        <w:tab/>
+      </w:r>
+      <w:r>
+        <w:rPr>
+          <w:rFonts w:hint="eastAsia"/>
+        </w:rPr>
+        <w:t>2008</w:t>
+      </w:r>
+      <w:r>
+        <w:rPr>
+          <w:rFonts w:hint="eastAsia"/>
+        </w:rPr>
+        <w:t>年的金融危机冲击了俄罗斯经济，俄罗斯经济从高位运行进入了低速轨道。</w:t>
+      </w:r>
+      <w:r>
+        <w:rPr>
+          <w:rFonts w:hint="eastAsia"/>
+        </w:rPr>
+        <w:t>2012</w:t>
+      </w:r>
+      <w:r>
+        <w:rPr>
+          <w:rFonts w:hint="eastAsia"/>
+        </w:rPr>
+        <w:t>年，俄罗斯正式加入</w:t>
+      </w:r>
+      <w:r>
+        <w:rPr>
+          <w:rFonts w:hint="eastAsia"/>
+        </w:rPr>
+        <w:t>WTO</w:t>
+      </w:r>
+      <w:r>
+        <w:rPr>
+          <w:rFonts w:hint="eastAsia"/>
+        </w:rPr>
+        <w:t>。</w:t>
+      </w:r>
+    </w:p>
+    <w:p>
+      <w:pPr>
+        <w:pStyle w:val="aa"/>
+        <w:spacing w:before="78" w:after="78"/>
+      </w:pPr>
+      <w:r>
+        <w:tab/>
+      </w:r>
+      <w:r>
+        <w:rPr>
+          <w:rFonts w:hint="eastAsia"/>
+        </w:rPr>
+        <w:t>2014</w:t>
+      </w:r>
+      <w:r>
+        <w:rPr>
+          <w:rFonts w:hint="eastAsia"/>
+        </w:rPr>
+        <w:t>年克里米亚危机后，俄罗斯面临西方多轮制裁。俄罗斯选择以进口替代对冲制裁冲击，结构防御成为这一时期俄罗斯经济的主基调。</w:t>
+      </w:r>
+      <w:r>
+        <w:rPr>
+          <w:rFonts w:hint="eastAsia"/>
+        </w:rPr>
+        <w:t>2014</w:t>
+      </w:r>
+      <w:r>
+        <w:rPr>
+          <w:rFonts w:hint="eastAsia"/>
+        </w:rPr>
+        <w:t>年至</w:t>
+      </w:r>
+      <w:r>
+        <w:rPr>
+          <w:rFonts w:hint="eastAsia"/>
+        </w:rPr>
+        <w:t>2021</w:t>
+      </w:r>
+      <w:r>
+        <w:rPr>
+          <w:rFonts w:hint="eastAsia"/>
+        </w:rPr>
+        <w:t>年，俄罗斯</w:t>
+      </w:r>
+      <w:r>
+        <w:rPr>
+          <w:rFonts w:hint="eastAsia"/>
+        </w:rPr>
+        <w:t>GDP</w:t>
+      </w:r>
+      <w:r>
+        <w:rPr>
+          <w:rFonts w:hint="eastAsia"/>
+        </w:rPr>
+        <w:t>在</w:t>
+      </w:r>
+      <w:r>
+        <w:rPr>
+          <w:rFonts w:hint="eastAsia"/>
+        </w:rPr>
+        <w:t>-2.7%</w:t>
+      </w:r>
+      <w:r>
+        <w:rPr>
+          <w:rFonts w:hint="eastAsia"/>
+        </w:rPr>
+        <w:t>与</w:t>
+      </w:r>
+      <w:r>
+        <w:rPr>
+          <w:rFonts w:hint="eastAsia"/>
+        </w:rPr>
+        <w:t>5.9%</w:t>
+      </w:r>
+      <w:r>
+        <w:rPr>
+          <w:rFonts w:hint="eastAsia"/>
+        </w:rPr>
+        <w:t>之间剧烈波动。</w:t>
+      </w:r>
+    </w:p>
+    <w:p>
+      <w:pPr>
+        <w:pStyle w:val="aa"/>
+        <w:spacing w:before="78" w:after="78"/>
+      </w:pPr>
+    </w:p>
+    <w:p>
+      <w:pPr>
+        <w:pStyle w:val="ac"/>
+        <w:rPr>
+          <w:rFonts w:hint="eastAsia"/>
+        </w:rPr>
+      </w:pPr>
+      <w:bookmarkStart w:id="29" w:name="_Toc242700600"/>
+      <w:r>
+        <w:rPr>
+          <w:rFonts w:hint="eastAsia"/>
+        </w:rPr>
+        <w:lastRenderedPageBreak/>
+        <w:t>五、地缘剧变与战时经济</w:t>
+      </w:r>
+      <w:bookmarkEnd w:id="29"/>
+    </w:p>
+    <w:p>
+      <w:pPr>
+        <w:pStyle w:val="aa"/>
+        <w:spacing w:before="78" w:after="78"/>
+        <w:rPr>
+          <w:rFonts w:hint="eastAsia"/>
+        </w:rPr>
+      </w:pPr>
+      <w:r>
+        <w:tab/>
+      </w:r>
+      <w:r>
+        <w:rPr>
+          <w:rFonts w:hint="eastAsia"/>
+        </w:rPr>
+        <w:t>2022</w:t>
+      </w:r>
+      <w:r>
+        <w:rPr>
+          <w:rFonts w:hint="eastAsia"/>
+        </w:rPr>
+        <w:t>年俄乌冲突爆发后，俄罗斯面对空前的金融与贸易封锁。为此，俄罗斯进行了一系列金融与外汇防线建设：第一，资本管制，严格管控跨境资金流动；第二，推行“卢布结算令”，强制能源出口卢布结算；第三，建设自主金融信息传输系统（</w:t>
+      </w:r>
+      <w:r>
+        <w:rPr>
+          <w:rFonts w:hint="eastAsia"/>
+        </w:rPr>
+        <w:t>SPFS</w:t>
+      </w:r>
+      <w:r>
+        <w:rPr>
+          <w:rFonts w:hint="eastAsia"/>
+        </w:rPr>
+        <w:t>）和国家支付卡系统（</w:t>
+      </w:r>
+      <w:r>
+        <w:rPr>
+          <w:rFonts w:hint="eastAsia"/>
+        </w:rPr>
+        <w:t>MIR</w:t>
+      </w:r>
+      <w:r>
+        <w:rPr>
+          <w:rFonts w:hint="eastAsia"/>
+        </w:rPr>
+        <w:t>）。</w:t>
+      </w:r>
+    </w:p>
+    <w:p>
+      <w:pPr>
+        <w:pStyle w:val="aa"/>
+        <w:spacing w:before="78" w:after="78"/>
+      </w:pPr>
+      <w:r>
+        <w:tab/>
+      </w:r>
+      <w:r>
+        <w:rPr>
+          <w:rFonts w:hint="eastAsia"/>
+        </w:rPr>
+        <w:t>与此同时，俄罗斯的贸易流向全面向东看，能源和大宗商品出口主通道快速向全球南方转移，尤其是亚洲和中东市场。俄罗斯通过“平行进口”保障消费品供给，通过供应链重组保障工业供给，经济模式全面转向自主导向。</w:t>
+      </w:r>
+    </w:p>
+    <w:p>
+      <w:pPr>
+        <w:pStyle w:val="aa"/>
+        <w:spacing w:before="78" w:after="78"/>
+      </w:pPr>
+      <w:r>
+        <w:tab/>
+      </w:r>
+      <w:r>
+        <w:rPr>
+          <w:rFonts w:hint="eastAsia"/>
+        </w:rPr>
+        <w:t>2022</w:t>
+      </w:r>
+      <w:r>
+        <w:rPr>
+          <w:rFonts w:hint="eastAsia"/>
+        </w:rPr>
+        <w:t>年后，俄罗斯的经济增长模式也被称为“军事凯恩斯主义”，即军费驱动的增长逻辑。其间，国家大幅增加国防和军工产业链支出，带动相关制造部门产能扩张，经济由此呈现高军费支出支撑下的增长。</w:t>
+      </w:r>
+    </w:p>
+    <w:p>
+      <w:pPr>
+        <w:pStyle w:val="aa"/>
+        <w:spacing w:before="78" w:after="78"/>
+        <w:rPr>
+          <w:rFonts w:hint="eastAsia"/>
+        </w:rPr>
+      </w:pPr>
+      <w:r>
+        <w:tab/>
+      </w:r>
+      <w:r>
+        <w:rPr>
+          <w:rFonts w:hint="eastAsia"/>
+        </w:rPr>
+        <w:t>但是，这一战时经济也面临着三个主要的结构性挑战：其一，劳动力短缺，军工扩产的用工缺口加剧，动员则进一步挤压了劳动力；其二，高通胀压力，财政扩张提升了物价，供给收缩加剧了物价上涨；其三，面对长期技术封锁，关键零部件进口受阻，高端设备依赖受限。</w:t>
       </w:r>
     </w:p>
     <w:p>

--- a/course/major/俄罗斯政治与对外关系.docx
+++ b/course/major/俄罗斯政治与对外关系.docx
@@ -194,7 +194,7 @@
             </w:rPr>
             <w:fldChar w:fldCharType="separate"/>
           </w:r>
-          <w:hyperlink w:anchor="_Toc242700571" w:history="1">
+          <w:hyperlink w:anchor="_Toc243305438" w:history="1">
             <w:r>
               <w:rPr>
                 <w:rStyle w:val="a3"/>
@@ -233,7 +233,7 @@
                 <w:noProof/>
                 <w:webHidden/>
               </w:rPr>
-              <w:instrText>PAGEREF _Toc242700571 \h</w:instrText>
+              <w:instrText>PAGEREF _Toc243305438 \h</w:instrText>
             </w:r>
             <w:r>
               <w:rPr>
@@ -290,7 +290,7 @@
               <w14:ligatures w14:val="standardContextual"/>
             </w:rPr>
           </w:pPr>
-          <w:hyperlink w:anchor="_Toc242700572" w:history="1">
+          <w:hyperlink w:anchor="_Toc243305439" w:history="1">
             <w:r>
               <w:rPr>
                 <w:rStyle w:val="a3"/>
@@ -329,7 +329,7 @@
                 <w:noProof/>
                 <w:webHidden/>
               </w:rPr>
-              <w:instrText>PAGEREF _Toc242700572 \h</w:instrText>
+              <w:instrText>PAGEREF _Toc243305439 \h</w:instrText>
             </w:r>
             <w:r>
               <w:rPr>
@@ -386,7 +386,7 @@
               <w14:ligatures w14:val="standardContextual"/>
             </w:rPr>
           </w:pPr>
-          <w:hyperlink w:anchor="_Toc242700573" w:history="1">
+          <w:hyperlink w:anchor="_Toc243305440" w:history="1">
             <w:r>
               <w:rPr>
                 <w:rStyle w:val="a3"/>
@@ -425,7 +425,7 @@
                 <w:noProof/>
                 <w:webHidden/>
               </w:rPr>
-              <w:instrText>PAGEREF _Toc242700573 \h</w:instrText>
+              <w:instrText>PAGEREF _Toc243305440 \h</w:instrText>
             </w:r>
             <w:r>
               <w:rPr>
@@ -482,7 +482,7 @@
               <w14:ligatures w14:val="standardContextual"/>
             </w:rPr>
           </w:pPr>
-          <w:hyperlink w:anchor="_Toc242700574" w:history="1">
+          <w:hyperlink w:anchor="_Toc243305441" w:history="1">
             <w:r>
               <w:rPr>
                 <w:rStyle w:val="a3"/>
@@ -521,7 +521,7 @@
                 <w:noProof/>
                 <w:webHidden/>
               </w:rPr>
-              <w:instrText>PAGEREF _Toc242700574 \h</w:instrText>
+              <w:instrText>PAGEREF _Toc243305441 \h</w:instrText>
             </w:r>
             <w:r>
               <w:rPr>
@@ -578,7 +578,7 @@
               <w14:ligatures w14:val="standardContextual"/>
             </w:rPr>
           </w:pPr>
-          <w:hyperlink w:anchor="_Toc242700575" w:history="1">
+          <w:hyperlink w:anchor="_Toc243305442" w:history="1">
             <w:r>
               <w:rPr>
                 <w:rStyle w:val="a3"/>
@@ -617,7 +617,7 @@
                 <w:noProof/>
                 <w:webHidden/>
               </w:rPr>
-              <w:instrText>PAGEREF _Toc242700575 \h</w:instrText>
+              <w:instrText>PAGEREF _Toc243305442 \h</w:instrText>
             </w:r>
             <w:r>
               <w:rPr>
@@ -674,7 +674,7 @@
               <w14:ligatures w14:val="standardContextual"/>
             </w:rPr>
           </w:pPr>
-          <w:hyperlink w:anchor="_Toc242700576" w:history="1">
+          <w:hyperlink w:anchor="_Toc243305443" w:history="1">
             <w:r>
               <w:rPr>
                 <w:rStyle w:val="a3"/>
@@ -713,7 +713,7 @@
                 <w:noProof/>
                 <w:webHidden/>
               </w:rPr>
-              <w:instrText>PAGEREF _Toc242700576 \h</w:instrText>
+              <w:instrText>PAGEREF _Toc243305443 \h</w:instrText>
             </w:r>
             <w:r>
               <w:rPr>
@@ -770,7 +770,7 @@
               <w14:ligatures w14:val="standardContextual"/>
             </w:rPr>
           </w:pPr>
-          <w:hyperlink w:anchor="_Toc242700577" w:history="1">
+          <w:hyperlink w:anchor="_Toc243305444" w:history="1">
             <w:r>
               <w:rPr>
                 <w:rStyle w:val="a3"/>
@@ -809,7 +809,7 @@
                 <w:noProof/>
                 <w:webHidden/>
               </w:rPr>
-              <w:instrText>PAGEREF _Toc242700577 \h</w:instrText>
+              <w:instrText>PAGEREF _Toc243305444 \h</w:instrText>
             </w:r>
             <w:r>
               <w:rPr>
@@ -866,7 +866,7 @@
               <w14:ligatures w14:val="standardContextual"/>
             </w:rPr>
           </w:pPr>
-          <w:hyperlink w:anchor="_Toc242700578" w:history="1">
+          <w:hyperlink w:anchor="_Toc243305445" w:history="1">
             <w:r>
               <w:rPr>
                 <w:rStyle w:val="a3"/>
@@ -905,7 +905,7 @@
                 <w:noProof/>
                 <w:webHidden/>
               </w:rPr>
-              <w:instrText>PAGEREF _Toc242700578 \h</w:instrText>
+              <w:instrText>PAGEREF _Toc243305445 \h</w:instrText>
             </w:r>
             <w:r>
               <w:rPr>
@@ -962,7 +962,7 @@
               <w14:ligatures w14:val="standardContextual"/>
             </w:rPr>
           </w:pPr>
-          <w:hyperlink w:anchor="_Toc242700579" w:history="1">
+          <w:hyperlink w:anchor="_Toc243305446" w:history="1">
             <w:r>
               <w:rPr>
                 <w:rStyle w:val="a3"/>
@@ -1001,7 +1001,7 @@
                 <w:noProof/>
                 <w:webHidden/>
               </w:rPr>
-              <w:instrText>PAGEREF _Toc242700579 \h</w:instrText>
+              <w:instrText>PAGEREF _Toc243305446 \h</w:instrText>
             </w:r>
             <w:r>
               <w:rPr>
@@ -1058,7 +1058,7 @@
               <w14:ligatures w14:val="standardContextual"/>
             </w:rPr>
           </w:pPr>
-          <w:hyperlink w:anchor="_Toc242700580" w:history="1">
+          <w:hyperlink w:anchor="_Toc243305447" w:history="1">
             <w:r>
               <w:rPr>
                 <w:rStyle w:val="a3"/>
@@ -1097,7 +1097,7 @@
                 <w:noProof/>
                 <w:webHidden/>
               </w:rPr>
-              <w:instrText>PAGEREF _Toc242700580 \h</w:instrText>
+              <w:instrText>PAGEREF _Toc243305447 \h</w:instrText>
             </w:r>
             <w:r>
               <w:rPr>
@@ -1154,7 +1154,7 @@
               <w14:ligatures w14:val="standardContextual"/>
             </w:rPr>
           </w:pPr>
-          <w:hyperlink w:anchor="_Toc242700581" w:history="1">
+          <w:hyperlink w:anchor="_Toc243305448" w:history="1">
             <w:r>
               <w:rPr>
                 <w:rStyle w:val="a3"/>
@@ -1193,7 +1193,7 @@
                 <w:noProof/>
                 <w:webHidden/>
               </w:rPr>
-              <w:instrText>PAGEREF _Toc242700581 \h</w:instrText>
+              <w:instrText>PAGEREF _Toc243305448 \h</w:instrText>
             </w:r>
             <w:r>
               <w:rPr>
@@ -1250,7 +1250,7 @@
               <w14:ligatures w14:val="standardContextual"/>
             </w:rPr>
           </w:pPr>
-          <w:hyperlink w:anchor="_Toc242700582" w:history="1">
+          <w:hyperlink w:anchor="_Toc243305449" w:history="1">
             <w:r>
               <w:rPr>
                 <w:rStyle w:val="a3"/>
@@ -1289,7 +1289,7 @@
                 <w:noProof/>
                 <w:webHidden/>
               </w:rPr>
-              <w:instrText>PAGEREF _Toc242700582 \h</w:instrText>
+              <w:instrText>PAGEREF _Toc243305449 \h</w:instrText>
             </w:r>
             <w:r>
               <w:rPr>
@@ -1346,7 +1346,7 @@
               <w14:ligatures w14:val="standardContextual"/>
             </w:rPr>
           </w:pPr>
-          <w:hyperlink w:anchor="_Toc242700583" w:history="1">
+          <w:hyperlink w:anchor="_Toc243305450" w:history="1">
             <w:r>
               <w:rPr>
                 <w:rStyle w:val="a3"/>
@@ -1385,7 +1385,7 @@
                 <w:noProof/>
                 <w:webHidden/>
               </w:rPr>
-              <w:instrText>PAGEREF _Toc242700583 \h</w:instrText>
+              <w:instrText>PAGEREF _Toc243305450 \h</w:instrText>
             </w:r>
             <w:r>
               <w:rPr>
@@ -1442,7 +1442,7 @@
               <w14:ligatures w14:val="standardContextual"/>
             </w:rPr>
           </w:pPr>
-          <w:hyperlink w:anchor="_Toc242700584" w:history="1">
+          <w:hyperlink w:anchor="_Toc243305451" w:history="1">
             <w:r>
               <w:rPr>
                 <w:rStyle w:val="a3"/>
@@ -1481,7 +1481,7 @@
                 <w:noProof/>
                 <w:webHidden/>
               </w:rPr>
-              <w:instrText>PAGEREF _Toc242700584 \h</w:instrText>
+              <w:instrText>PAGEREF _Toc243305451 \h</w:instrText>
             </w:r>
             <w:r>
               <w:rPr>
@@ -1538,7 +1538,7 @@
               <w14:ligatures w14:val="standardContextual"/>
             </w:rPr>
           </w:pPr>
-          <w:hyperlink w:anchor="_Toc242700585" w:history="1">
+          <w:hyperlink w:anchor="_Toc243305452" w:history="1">
             <w:r>
               <w:rPr>
                 <w:rStyle w:val="a3"/>
@@ -1577,7 +1577,7 @@
                 <w:noProof/>
                 <w:webHidden/>
               </w:rPr>
-              <w:instrText>PAGEREF _Toc242700585 \h</w:instrText>
+              <w:instrText>PAGEREF _Toc243305452 \h</w:instrText>
             </w:r>
             <w:r>
               <w:rPr>
@@ -1634,7 +1634,7 @@
               <w14:ligatures w14:val="standardContextual"/>
             </w:rPr>
           </w:pPr>
-          <w:hyperlink w:anchor="_Toc242700586" w:history="1">
+          <w:hyperlink w:anchor="_Toc243305453" w:history="1">
             <w:r>
               <w:rPr>
                 <w:rStyle w:val="a3"/>
@@ -1673,7 +1673,7 @@
                 <w:noProof/>
                 <w:webHidden/>
               </w:rPr>
-              <w:instrText>PAGEREF _Toc242700586 \h</w:instrText>
+              <w:instrText>PAGEREF _Toc243305453 \h</w:instrText>
             </w:r>
             <w:r>
               <w:rPr>
@@ -1730,7 +1730,7 @@
               <w14:ligatures w14:val="standardContextual"/>
             </w:rPr>
           </w:pPr>
-          <w:hyperlink w:anchor="_Toc242700587" w:history="1">
+          <w:hyperlink w:anchor="_Toc243305454" w:history="1">
             <w:r>
               <w:rPr>
                 <w:rStyle w:val="a3"/>
@@ -1769,7 +1769,7 @@
                 <w:noProof/>
                 <w:webHidden/>
               </w:rPr>
-              <w:instrText>PAGEREF _Toc242700587 \h</w:instrText>
+              <w:instrText>PAGEREF _Toc243305454 \h</w:instrText>
             </w:r>
             <w:r>
               <w:rPr>
@@ -1826,7 +1826,7 @@
               <w14:ligatures w14:val="standardContextual"/>
             </w:rPr>
           </w:pPr>
-          <w:hyperlink w:anchor="_Toc242700588" w:history="1">
+          <w:hyperlink w:anchor="_Toc243305455" w:history="1">
             <w:r>
               <w:rPr>
                 <w:rStyle w:val="a3"/>
@@ -1865,7 +1865,7 @@
                 <w:noProof/>
                 <w:webHidden/>
               </w:rPr>
-              <w:instrText>PAGEREF _Toc242700588 \h</w:instrText>
+              <w:instrText>PAGEREF _Toc243305455 \h</w:instrText>
             </w:r>
             <w:r>
               <w:rPr>
@@ -1922,7 +1922,7 @@
               <w14:ligatures w14:val="standardContextual"/>
             </w:rPr>
           </w:pPr>
-          <w:hyperlink w:anchor="_Toc242700589" w:history="1">
+          <w:hyperlink w:anchor="_Toc243305456" w:history="1">
             <w:r>
               <w:rPr>
                 <w:rStyle w:val="a3"/>
@@ -1961,7 +1961,7 @@
                 <w:noProof/>
                 <w:webHidden/>
               </w:rPr>
-              <w:instrText>PAGEREF _Toc242700589 \h</w:instrText>
+              <w:instrText>PAGEREF _Toc243305456 \h</w:instrText>
             </w:r>
             <w:r>
               <w:rPr>
@@ -2018,7 +2018,7 @@
               <w14:ligatures w14:val="standardContextual"/>
             </w:rPr>
           </w:pPr>
-          <w:hyperlink w:anchor="_Toc242700590" w:history="1">
+          <w:hyperlink w:anchor="_Toc243305457" w:history="1">
             <w:r>
               <w:rPr>
                 <w:rStyle w:val="a3"/>
@@ -2057,7 +2057,7 @@
                 <w:noProof/>
                 <w:webHidden/>
               </w:rPr>
-              <w:instrText>PAGEREF _Toc242700590 \h</w:instrText>
+              <w:instrText>PAGEREF _Toc243305457 \h</w:instrText>
             </w:r>
             <w:r>
               <w:rPr>
@@ -2114,7 +2114,7 @@
               <w14:ligatures w14:val="standardContextual"/>
             </w:rPr>
           </w:pPr>
-          <w:hyperlink w:anchor="_Toc242700591" w:history="1">
+          <w:hyperlink w:anchor="_Toc243305458" w:history="1">
             <w:r>
               <w:rPr>
                 <w:rStyle w:val="a3"/>
@@ -2153,7 +2153,7 @@
                 <w:noProof/>
                 <w:webHidden/>
               </w:rPr>
-              <w:instrText>PAGEREF _Toc242700591 \h</w:instrText>
+              <w:instrText>PAGEREF _Toc243305458 \h</w:instrText>
             </w:r>
             <w:r>
               <w:rPr>
@@ -2210,7 +2210,7 @@
               <w14:ligatures w14:val="standardContextual"/>
             </w:rPr>
           </w:pPr>
-          <w:hyperlink w:anchor="_Toc242700592" w:history="1">
+          <w:hyperlink w:anchor="_Toc243305459" w:history="1">
             <w:r>
               <w:rPr>
                 <w:rStyle w:val="a3"/>
@@ -2249,7 +2249,7 @@
                 <w:noProof/>
                 <w:webHidden/>
               </w:rPr>
-              <w:instrText>PAGEREF _Toc242700592 \h</w:instrText>
+              <w:instrText>PAGEREF _Toc243305459 \h</w:instrText>
             </w:r>
             <w:r>
               <w:rPr>
@@ -2306,7 +2306,7 @@
               <w14:ligatures w14:val="standardContextual"/>
             </w:rPr>
           </w:pPr>
-          <w:hyperlink w:anchor="_Toc242700593" w:history="1">
+          <w:hyperlink w:anchor="_Toc243305460" w:history="1">
             <w:r>
               <w:rPr>
                 <w:rStyle w:val="a3"/>
@@ -2345,7 +2345,7 @@
                 <w:noProof/>
                 <w:webHidden/>
               </w:rPr>
-              <w:instrText>PAGEREF _Toc242700593 \h</w:instrText>
+              <w:instrText>PAGEREF _Toc243305460 \h</w:instrText>
             </w:r>
             <w:r>
               <w:rPr>
@@ -2402,7 +2402,7 @@
               <w14:ligatures w14:val="standardContextual"/>
             </w:rPr>
           </w:pPr>
-          <w:hyperlink w:anchor="_Toc242700594" w:history="1">
+          <w:hyperlink w:anchor="_Toc243305461" w:history="1">
             <w:r>
               <w:rPr>
                 <w:rStyle w:val="a3"/>
@@ -2441,7 +2441,7 @@
                 <w:noProof/>
                 <w:webHidden/>
               </w:rPr>
-              <w:instrText>PAGEREF _Toc242700594 \h</w:instrText>
+              <w:instrText>PAGEREF _Toc243305461 \h</w:instrText>
             </w:r>
             <w:r>
               <w:rPr>
@@ -2498,7 +2498,7 @@
               <w14:ligatures w14:val="standardContextual"/>
             </w:rPr>
           </w:pPr>
-          <w:hyperlink w:anchor="_Toc242700595" w:history="1">
+          <w:hyperlink w:anchor="_Toc243305462" w:history="1">
             <w:r>
               <w:rPr>
                 <w:rStyle w:val="a3"/>
@@ -2537,7 +2537,7 @@
                 <w:noProof/>
                 <w:webHidden/>
               </w:rPr>
-              <w:instrText>PAGEREF _Toc242700595 \h</w:instrText>
+              <w:instrText>PAGEREF _Toc243305462 \h</w:instrText>
             </w:r>
             <w:r>
               <w:rPr>
@@ -2594,7 +2594,7 @@
               <w14:ligatures w14:val="standardContextual"/>
             </w:rPr>
           </w:pPr>
-          <w:hyperlink w:anchor="_Toc242700596" w:history="1">
+          <w:hyperlink w:anchor="_Toc243305463" w:history="1">
             <w:r>
               <w:rPr>
                 <w:rStyle w:val="a3"/>
@@ -2633,7 +2633,7 @@
                 <w:noProof/>
                 <w:webHidden/>
               </w:rPr>
-              <w:instrText>PAGEREF _Toc242700596 \h</w:instrText>
+              <w:instrText>PAGEREF _Toc243305463 \h</w:instrText>
             </w:r>
             <w:r>
               <w:rPr>
@@ -2690,7 +2690,7 @@
               <w14:ligatures w14:val="standardContextual"/>
             </w:rPr>
           </w:pPr>
-          <w:hyperlink w:anchor="_Toc242700597" w:history="1">
+          <w:hyperlink w:anchor="_Toc243305464" w:history="1">
             <w:r>
               <w:rPr>
                 <w:rStyle w:val="a3"/>
@@ -2729,7 +2729,7 @@
                 <w:noProof/>
                 <w:webHidden/>
               </w:rPr>
-              <w:instrText>PAGEREF _Toc242700597 \h</w:instrText>
+              <w:instrText>PAGEREF _Toc243305464 \h</w:instrText>
             </w:r>
             <w:r>
               <w:rPr>
@@ -2786,7 +2786,7 @@
               <w14:ligatures w14:val="standardContextual"/>
             </w:rPr>
           </w:pPr>
-          <w:hyperlink w:anchor="_Toc242700598" w:history="1">
+          <w:hyperlink w:anchor="_Toc243305465" w:history="1">
             <w:r>
               <w:rPr>
                 <w:rStyle w:val="a3"/>
@@ -2825,7 +2825,7 @@
                 <w:noProof/>
                 <w:webHidden/>
               </w:rPr>
-              <w:instrText>PAGEREF _Toc242700598 \h</w:instrText>
+              <w:instrText>PAGEREF _Toc243305465 \h</w:instrText>
             </w:r>
             <w:r>
               <w:rPr>
@@ -2882,7 +2882,7 @@
               <w14:ligatures w14:val="standardContextual"/>
             </w:rPr>
           </w:pPr>
-          <w:hyperlink w:anchor="_Toc242700599" w:history="1">
+          <w:hyperlink w:anchor="_Toc243305466" w:history="1">
             <w:r>
               <w:rPr>
                 <w:rStyle w:val="a3"/>
@@ -2921,7 +2921,7 @@
                 <w:noProof/>
                 <w:webHidden/>
               </w:rPr>
-              <w:instrText>PAGEREF _Toc242700599 \h</w:instrText>
+              <w:instrText>PAGEREF _Toc243305466 \h</w:instrText>
             </w:r>
             <w:r>
               <w:rPr>
@@ -2978,62 +2978,142 @@
               <w14:ligatures w14:val="standardContextual"/>
             </w:rPr>
           </w:pPr>
-          <w:hyperlink w:anchor="_Toc242700600" w:history="1">
+          <w:hyperlink w:anchor="_Toc243305467" w:history="1">
             <w:r>
               <w:rPr>
                 <w:rStyle w:val="a3"/>
                 <w:rFonts w:ascii="宋体" w:eastAsia="宋体" w:hAnsi="宋体"/>
                 <w:noProof/>
               </w:rPr>
-              <w:t>五、地缘剧</w:t>
-            </w:r>
+              <w:t>五、地缘剧变与战时经济</w:t>
+            </w:r>
+            <w:r>
+              <w:rPr>
+                <w:rFonts w:ascii="宋体" w:eastAsia="宋体" w:hAnsi="宋体" w:hint="eastAsia"/>
+                <w:noProof/>
+                <w:webHidden/>
+              </w:rPr>
+              <w:tab/>
+            </w:r>
+            <w:r>
+              <w:rPr>
+                <w:rFonts w:ascii="宋体" w:eastAsia="宋体" w:hAnsi="宋体" w:hint="eastAsia"/>
+                <w:noProof/>
+                <w:webHidden/>
+              </w:rPr>
+              <w:fldChar w:fldCharType="begin"/>
+            </w:r>
+            <w:r>
+              <w:rPr>
+                <w:rFonts w:ascii="宋体" w:eastAsia="宋体" w:hAnsi="宋体" w:hint="eastAsia"/>
+                <w:noProof/>
+                <w:webHidden/>
+              </w:rPr>
+              <w:instrText xml:space="preserve"> </w:instrText>
+            </w:r>
+            <w:r>
+              <w:rPr>
+                <w:rFonts w:ascii="宋体" w:eastAsia="宋体" w:hAnsi="宋体"/>
+                <w:noProof/>
+                <w:webHidden/>
+              </w:rPr>
+              <w:instrText>PAGEREF _Toc243305467 \h</w:instrText>
+            </w:r>
+            <w:r>
+              <w:rPr>
+                <w:rFonts w:ascii="宋体" w:eastAsia="宋体" w:hAnsi="宋体" w:hint="eastAsia"/>
+                <w:noProof/>
+                <w:webHidden/>
+              </w:rPr>
+              <w:instrText xml:space="preserve"> </w:instrText>
+            </w:r>
+            <w:r>
+              <w:rPr>
+                <w:rFonts w:ascii="宋体" w:eastAsia="宋体" w:hAnsi="宋体" w:hint="eastAsia"/>
+                <w:noProof/>
+                <w:webHidden/>
+              </w:rPr>
+            </w:r>
+            <w:r>
+              <w:rPr>
+                <w:rFonts w:ascii="宋体" w:eastAsia="宋体" w:hAnsi="宋体" w:hint="eastAsia"/>
+                <w:noProof/>
+                <w:webHidden/>
+              </w:rPr>
+              <w:fldChar w:fldCharType="separate"/>
+            </w:r>
+            <w:r>
+              <w:rPr>
+                <w:rFonts w:ascii="宋体" w:eastAsia="宋体" w:hAnsi="宋体" w:hint="eastAsia"/>
+                <w:noProof/>
+                <w:webHidden/>
+              </w:rPr>
+              <w:t>11</w:t>
+            </w:r>
+            <w:r>
+              <w:rPr>
+                <w:rFonts w:ascii="宋体" w:eastAsia="宋体" w:hAnsi="宋体" w:hint="eastAsia"/>
+                <w:noProof/>
+                <w:webHidden/>
+              </w:rPr>
+              <w:fldChar w:fldCharType="end"/>
+            </w:r>
+          </w:hyperlink>
+        </w:p>
+        <w:p>
+          <w:pPr>
+            <w:pStyle w:val="TOC2"/>
+            <w:tabs>
+              <w:tab w:val="right" w:leader="dot" w:pos="8296"/>
+            </w:tabs>
+            <w:rPr>
+              <w:rFonts w:ascii="宋体" w:eastAsia="宋体" w:hAnsi="宋体" w:hint="eastAsia"/>
+              <w:noProof/>
+              <w:sz w:val="22"/>
+              <w:szCs w:val="24"/>
+              <w14:ligatures w14:val="standardContextual"/>
+            </w:rPr>
+          </w:pPr>
+          <w:hyperlink w:anchor="_Toc243305468" w:history="1">
             <w:r>
               <w:rPr>
                 <w:rStyle w:val="a3"/>
                 <w:rFonts w:ascii="宋体" w:eastAsia="宋体" w:hAnsi="宋体"/>
                 <w:noProof/>
               </w:rPr>
-              <w:t>变</w:t>
-            </w:r>
-            <w:r>
-              <w:rPr>
-                <w:rStyle w:val="a3"/>
+              <w:t>六、资源禀赋与效率之问</w:t>
+            </w:r>
+            <w:r>
+              <w:rPr>
+                <w:rFonts w:ascii="宋体" w:eastAsia="宋体" w:hAnsi="宋体" w:hint="eastAsia"/>
+                <w:noProof/>
+                <w:webHidden/>
+              </w:rPr>
+              <w:tab/>
+            </w:r>
+            <w:r>
+              <w:rPr>
+                <w:rFonts w:ascii="宋体" w:eastAsia="宋体" w:hAnsi="宋体" w:hint="eastAsia"/>
+                <w:noProof/>
+                <w:webHidden/>
+              </w:rPr>
+              <w:fldChar w:fldCharType="begin"/>
+            </w:r>
+            <w:r>
+              <w:rPr>
+                <w:rFonts w:ascii="宋体" w:eastAsia="宋体" w:hAnsi="宋体" w:hint="eastAsia"/>
+                <w:noProof/>
+                <w:webHidden/>
+              </w:rPr>
+              <w:instrText xml:space="preserve"> </w:instrText>
+            </w:r>
+            <w:r>
+              <w:rPr>
                 <w:rFonts w:ascii="宋体" w:eastAsia="宋体" w:hAnsi="宋体"/>
                 <w:noProof/>
-              </w:rPr>
-              <w:t>与战时经济</w:t>
-            </w:r>
-            <w:r>
-              <w:rPr>
-                <w:rFonts w:ascii="宋体" w:eastAsia="宋体" w:hAnsi="宋体" w:hint="eastAsia"/>
-                <w:noProof/>
-                <w:webHidden/>
-              </w:rPr>
-              <w:tab/>
-            </w:r>
-            <w:r>
-              <w:rPr>
-                <w:rFonts w:ascii="宋体" w:eastAsia="宋体" w:hAnsi="宋体" w:hint="eastAsia"/>
-                <w:noProof/>
-                <w:webHidden/>
-              </w:rPr>
-              <w:fldChar w:fldCharType="begin"/>
-            </w:r>
-            <w:r>
-              <w:rPr>
-                <w:rFonts w:ascii="宋体" w:eastAsia="宋体" w:hAnsi="宋体" w:hint="eastAsia"/>
-                <w:noProof/>
-                <w:webHidden/>
-              </w:rPr>
-              <w:instrText xml:space="preserve"> </w:instrText>
-            </w:r>
-            <w:r>
-              <w:rPr>
-                <w:rFonts w:ascii="宋体" w:eastAsia="宋体" w:hAnsi="宋体"/>
-                <w:noProof/>
-                <w:webHidden/>
-              </w:rPr>
-              <w:instrText>PAGEREF _Toc242700600 \h</w:instrText>
+                <w:webHidden/>
+              </w:rPr>
+              <w:instrText>PAGEREF _Toc243305468 \h</w:instrText>
             </w:r>
             <w:r>
               <w:rPr>
@@ -3120,7 +3200,7 @@
       <w:pPr>
         <w:pStyle w:val="a9"/>
       </w:pPr>
-      <w:bookmarkStart w:id="0" w:name="_Toc242700571"/>
+      <w:bookmarkStart w:id="0" w:name="_Toc243305438"/>
       <w:r>
         <w:rPr>
           <w:rFonts w:hint="eastAsia"/>
@@ -3207,7 +3287,7 @@
       <w:pPr>
         <w:pStyle w:val="ac"/>
       </w:pPr>
-      <w:bookmarkStart w:id="1" w:name="_Toc242700572"/>
+      <w:bookmarkStart w:id="1" w:name="_Toc243305439"/>
       <w:r>
         <w:rPr>
           <w:rFonts w:hint="eastAsia"/>
@@ -3264,7 +3344,7 @@
       <w:pPr>
         <w:pStyle w:val="ac"/>
       </w:pPr>
-      <w:bookmarkStart w:id="2" w:name="_Toc242700573"/>
+      <w:bookmarkStart w:id="2" w:name="_Toc243305440"/>
       <w:r>
         <w:rPr>
           <w:rFonts w:hint="eastAsia"/>
@@ -3375,7 +3455,7 @@
       <w:pPr>
         <w:pStyle w:val="ae"/>
       </w:pPr>
-      <w:bookmarkStart w:id="3" w:name="_Toc242700574"/>
+      <w:bookmarkStart w:id="3" w:name="_Toc243305441"/>
       <w:r>
         <w:rPr>
           <w:rFonts w:hint="eastAsia"/>
@@ -3427,7 +3507,7 @@
       <w:pPr>
         <w:pStyle w:val="ae"/>
       </w:pPr>
-      <w:bookmarkStart w:id="4" w:name="_Toc242700575"/>
+      <w:bookmarkStart w:id="4" w:name="_Toc243305442"/>
       <w:r>
         <w:rPr>
           <w:rFonts w:hint="eastAsia"/>
@@ -4510,7 +4590,7 @@
       <w:pPr>
         <w:pStyle w:val="ac"/>
       </w:pPr>
-      <w:bookmarkStart w:id="5" w:name="_Toc242700576"/>
+      <w:bookmarkStart w:id="5" w:name="_Toc243305443"/>
       <w:r>
         <w:rPr>
           <w:rFonts w:hint="eastAsia"/>
@@ -4744,7 +4824,7 @@
       <w:pPr>
         <w:pStyle w:val="a9"/>
       </w:pPr>
-      <w:bookmarkStart w:id="6" w:name="_Toc242700577"/>
+      <w:bookmarkStart w:id="6" w:name="_Toc243305444"/>
       <w:r>
         <w:rPr>
           <w:rFonts w:hint="eastAsia"/>
@@ -4782,7 +4862,7 @@
       <w:pPr>
         <w:pStyle w:val="ac"/>
       </w:pPr>
-      <w:bookmarkStart w:id="7" w:name="_Toc242700578"/>
+      <w:bookmarkStart w:id="7" w:name="_Toc243305445"/>
       <w:r>
         <w:rPr>
           <w:rFonts w:hint="eastAsia"/>
@@ -5388,7 +5468,7 @@
       <w:pPr>
         <w:pStyle w:val="ac"/>
       </w:pPr>
-      <w:bookmarkStart w:id="8" w:name="_Toc242700579"/>
+      <w:bookmarkStart w:id="8" w:name="_Toc243305446"/>
       <w:r>
         <w:rPr>
           <w:rFonts w:hint="eastAsia"/>
@@ -5509,7 +5589,7 @@
       <w:pPr>
         <w:pStyle w:val="a9"/>
       </w:pPr>
-      <w:bookmarkStart w:id="9" w:name="_Toc242700580"/>
+      <w:bookmarkStart w:id="9" w:name="_Toc243305447"/>
       <w:r>
         <w:rPr>
           <w:rFonts w:hint="eastAsia"/>
@@ -5547,7 +5627,7 @@
       <w:pPr>
         <w:pStyle w:val="ac"/>
       </w:pPr>
-      <w:bookmarkStart w:id="10" w:name="_Toc242700581"/>
+      <w:bookmarkStart w:id="10" w:name="_Toc243305448"/>
       <w:r>
         <w:rPr>
           <w:rFonts w:hint="eastAsia"/>
@@ -5572,7 +5652,7 @@
       <w:pPr>
         <w:pStyle w:val="ae"/>
       </w:pPr>
-      <w:bookmarkStart w:id="11" w:name="_Toc242700582"/>
+      <w:bookmarkStart w:id="11" w:name="_Toc243305449"/>
       <w:r>
         <w:rPr>
           <w:rFonts w:hint="eastAsia"/>
@@ -5591,7 +5671,7 @@
       <w:pPr>
         <w:pStyle w:val="ae"/>
       </w:pPr>
-      <w:bookmarkStart w:id="12" w:name="_Toc242700583"/>
+      <w:bookmarkStart w:id="12" w:name="_Toc243305450"/>
       <w:r>
         <w:rPr>
           <w:rFonts w:hint="eastAsia"/>
@@ -5631,7 +5711,7 @@
       <w:pPr>
         <w:pStyle w:val="ae"/>
       </w:pPr>
-      <w:bookmarkStart w:id="13" w:name="_Toc242700584"/>
+      <w:bookmarkStart w:id="13" w:name="_Toc243305451"/>
       <w:r>
         <w:rPr>
           <w:rFonts w:hint="eastAsia"/>
@@ -5780,7 +5860,7 @@
       <w:pPr>
         <w:pStyle w:val="ac"/>
       </w:pPr>
-      <w:bookmarkStart w:id="14" w:name="_Toc242700585"/>
+      <w:bookmarkStart w:id="14" w:name="_Toc243305452"/>
       <w:r>
         <w:rPr>
           <w:rFonts w:hint="eastAsia"/>
@@ -5793,7 +5873,7 @@
       <w:pPr>
         <w:pStyle w:val="ae"/>
       </w:pPr>
-      <w:bookmarkStart w:id="15" w:name="_Toc242700586"/>
+      <w:bookmarkStart w:id="15" w:name="_Toc243305453"/>
       <w:r>
         <w:rPr>
           <w:rFonts w:hint="eastAsia"/>
@@ -5955,7 +6035,7 @@
       <w:pPr>
         <w:pStyle w:val="ae"/>
       </w:pPr>
-      <w:bookmarkStart w:id="16" w:name="_Toc242700587"/>
+      <w:bookmarkStart w:id="16" w:name="_Toc243305454"/>
       <w:r>
         <w:rPr>
           <w:rFonts w:hint="eastAsia"/>
@@ -6076,7 +6156,7 @@
       <w:pPr>
         <w:pStyle w:val="a9"/>
       </w:pPr>
-      <w:bookmarkStart w:id="17" w:name="_Toc242700588"/>
+      <w:bookmarkStart w:id="17" w:name="_Toc243305455"/>
       <w:r>
         <w:rPr>
           <w:rFonts w:hint="eastAsia"/>
@@ -6115,7 +6195,7 @@
       <w:pPr>
         <w:pStyle w:val="ac"/>
       </w:pPr>
-      <w:bookmarkStart w:id="18" w:name="_Toc242700589"/>
+      <w:bookmarkStart w:id="18" w:name="_Toc243305456"/>
       <w:r>
         <w:rPr>
           <w:rFonts w:hint="eastAsia"/>
@@ -6128,7 +6208,7 @@
       <w:pPr>
         <w:pStyle w:val="ae"/>
       </w:pPr>
-      <w:bookmarkStart w:id="19" w:name="_Toc242700590"/>
+      <w:bookmarkStart w:id="19" w:name="_Toc243305457"/>
       <w:r>
         <w:rPr>
           <w:rFonts w:hint="eastAsia"/>
@@ -6335,7 +6415,7 @@
       <w:pPr>
         <w:pStyle w:val="ae"/>
       </w:pPr>
-      <w:bookmarkStart w:id="20" w:name="_Toc242700591"/>
+      <w:bookmarkStart w:id="20" w:name="_Toc243305458"/>
       <w:r>
         <w:rPr>
           <w:rFonts w:hint="eastAsia"/>
@@ -6393,7 +6473,7 @@
       <w:pPr>
         <w:pStyle w:val="ae"/>
       </w:pPr>
-      <w:bookmarkStart w:id="21" w:name="_Toc242700592"/>
+      <w:bookmarkStart w:id="21" w:name="_Toc243305459"/>
       <w:r>
         <w:rPr>
           <w:rFonts w:hint="eastAsia"/>
@@ -6560,7 +6640,7 @@
       <w:pPr>
         <w:pStyle w:val="ae"/>
       </w:pPr>
-      <w:bookmarkStart w:id="22" w:name="_Toc242700593"/>
+      <w:bookmarkStart w:id="22" w:name="_Toc243305460"/>
       <w:r>
         <w:rPr>
           <w:rFonts w:hint="eastAsia"/>
@@ -6600,7 +6680,7 @@
       <w:pPr>
         <w:pStyle w:val="ac"/>
       </w:pPr>
-      <w:bookmarkStart w:id="23" w:name="_Toc242700594"/>
+      <w:bookmarkStart w:id="23" w:name="_Toc243305461"/>
       <w:r>
         <w:rPr>
           <w:rFonts w:hint="eastAsia"/>
@@ -6727,7 +6807,7 @@
       <w:pPr>
         <w:pStyle w:val="a9"/>
       </w:pPr>
-      <w:bookmarkStart w:id="24" w:name="_Toc242700595"/>
+      <w:bookmarkStart w:id="24" w:name="_Toc243305462"/>
       <w:r>
         <w:rPr>
           <w:rFonts w:hint="eastAsia"/>
@@ -6763,12 +6843,18 @@
         </w:rPr>
         <w:t>2026.10.12</w:t>
       </w:r>
+      <w:r>
+        <w:rPr>
+          <w:rFonts w:hint="eastAsia"/>
+        </w:rPr>
+        <w:t xml:space="preserve"> / 2026.10.19</w:t>
+      </w:r>
     </w:p>
     <w:p>
       <w:pPr>
         <w:pStyle w:val="ac"/>
       </w:pPr>
-      <w:bookmarkStart w:id="25" w:name="_Toc242700596"/>
+      <w:bookmarkStart w:id="25" w:name="_Toc243305463"/>
       <w:r>
         <w:rPr>
           <w:rFonts w:hint="eastAsia"/>
@@ -6844,9 +6930,6 @@
       <w:pPr>
         <w:pStyle w:val="aa"/>
         <w:spacing w:before="78" w:after="78"/>
-        <w:rPr>
-          <w:rFonts w:hint="eastAsia"/>
-        </w:rPr>
       </w:pPr>
       <w:r>
         <w:tab/>
@@ -6868,7 +6951,7 @@
       <w:pPr>
         <w:pStyle w:val="ac"/>
       </w:pPr>
-      <w:bookmarkStart w:id="26" w:name="_Toc242700597"/>
+      <w:bookmarkStart w:id="26" w:name="_Toc243305464"/>
       <w:r>
         <w:rPr>
           <w:rFonts w:hint="eastAsia"/>
@@ -7020,9 +7103,6 @@
       <w:pPr>
         <w:pStyle w:val="aa"/>
         <w:spacing w:before="78" w:after="78"/>
-        <w:rPr>
-          <w:rFonts w:hint="eastAsia"/>
-        </w:rPr>
       </w:pPr>
       <w:r>
         <w:tab/>
@@ -7086,7 +7166,7 @@
       <w:pPr>
         <w:pStyle w:val="ac"/>
       </w:pPr>
-      <w:bookmarkStart w:id="27" w:name="_Toc242700598"/>
+      <w:bookmarkStart w:id="27" w:name="_Toc243305465"/>
       <w:r>
         <w:rPr>
           <w:rFonts w:hint="eastAsia"/>
@@ -7141,9 +7221,6 @@
       <w:pPr>
         <w:pStyle w:val="aa"/>
         <w:spacing w:before="78" w:after="78"/>
-        <w:rPr>
-          <w:rFonts w:hint="eastAsia"/>
-        </w:rPr>
       </w:pPr>
       <w:r>
         <w:tab/>
@@ -7233,11 +7310,8 @@
     <w:p>
       <w:pPr>
         <w:pStyle w:val="ac"/>
-        <w:rPr>
-          <w:rFonts w:hint="eastAsia"/>
-        </w:rPr>
-      </w:pPr>
-      <w:bookmarkStart w:id="28" w:name="_Toc242700599"/>
+      </w:pPr>
+      <w:bookmarkStart w:id="28" w:name="_Toc243305466"/>
       <w:r>
         <w:rPr>
           <w:rFonts w:hint="eastAsia"/>
@@ -7371,6 +7445,79 @@
         </w:rPr>
         <w:t>之间剧烈波动。</w:t>
       </w:r>
+      <w:r>
+        <w:rPr>
+          <w:rFonts w:hint="eastAsia"/>
+        </w:rPr>
+        <w:t>在这一经济低速增长期，俄罗斯开始主动进行结构防御，推行进口替代和去美元化。</w:t>
+      </w:r>
+    </w:p>
+    <w:p>
+      <w:pPr>
+        <w:pStyle w:val="aa"/>
+        <w:spacing w:before="78" w:after="78"/>
+        <w:rPr>
+          <w:rFonts w:hint="eastAsia"/>
+        </w:rPr>
+      </w:pPr>
+      <w:r>
+        <w:tab/>
+      </w:r>
+      <w:r>
+        <w:rPr>
+          <w:rFonts w:hint="eastAsia"/>
+        </w:rPr>
+        <w:t>俄罗斯进行</w:t>
+      </w:r>
+      <w:r>
+        <w:rPr>
+          <w:rFonts w:hint="eastAsia"/>
+        </w:rPr>
+        <w:t>了</w:t>
+      </w:r>
+      <w:r>
+        <w:rPr>
+          <w:rFonts w:hint="eastAsia"/>
+        </w:rPr>
+        <w:t>去美元化和储备调整</w:t>
+      </w:r>
+      <w:r>
+        <w:rPr>
+          <w:rFonts w:hint="eastAsia"/>
+        </w:rPr>
+        <w:t>，</w:t>
+      </w:r>
+      <w:r>
+        <w:rPr>
+          <w:rFonts w:hint="eastAsia"/>
+        </w:rPr>
+        <w:t>2014</w:t>
+      </w:r>
+      <w:r>
+        <w:rPr>
+          <w:rFonts w:hint="eastAsia"/>
+        </w:rPr>
+        <w:t>年至</w:t>
+      </w:r>
+      <w:r>
+        <w:rPr>
+          <w:rFonts w:hint="eastAsia"/>
+        </w:rPr>
+        <w:t>2021</w:t>
+      </w:r>
+      <w:r>
+        <w:rPr>
+          <w:rFonts w:hint="eastAsia"/>
+        </w:rPr>
+        <w:t>年成为了去美元化的关键准备期。</w:t>
+      </w:r>
+      <w:r>
+        <w:rPr>
+          <w:rFonts w:hint="eastAsia"/>
+        </w:rPr>
+        <w:lastRenderedPageBreak/>
+        <w:t>俄罗斯的防御性调整措施包括：实行卢布浮动汇率，以汇率弹性对冲外部压力；持续抛售美债，主动降低美元资产敞口；增加黄金与非美元储备，构建多元化的储备结构。上述措施的目的就在于防范外部金融冲击，降低对外部金融体系的依赖。</w:t>
+      </w:r>
     </w:p>
     <w:p>
       <w:pPr>
@@ -7381,16 +7528,12 @@
     <w:p>
       <w:pPr>
         <w:pStyle w:val="ac"/>
-        <w:rPr>
-          <w:rFonts w:hint="eastAsia"/>
-        </w:rPr>
-      </w:pPr>
-      <w:bookmarkStart w:id="29" w:name="_Toc242700600"/>
-      <w:r>
-        <w:rPr>
-          <w:rFonts w:hint="eastAsia"/>
-        </w:rPr>
-        <w:lastRenderedPageBreak/>
+      </w:pPr>
+      <w:bookmarkStart w:id="29" w:name="_Toc243305467"/>
+      <w:r>
+        <w:rPr>
+          <w:rFonts w:hint="eastAsia"/>
+        </w:rPr>
         <w:t>五、地缘剧变与战时经济</w:t>
       </w:r>
       <w:bookmarkEnd w:id="29"/>
@@ -7399,9 +7542,6 @@
       <w:pPr>
         <w:pStyle w:val="aa"/>
         <w:spacing w:before="78" w:after="78"/>
-        <w:rPr>
-          <w:rFonts w:hint="eastAsia"/>
-        </w:rPr>
       </w:pPr>
       <w:r>
         <w:tab/>
@@ -7483,9 +7623,6 @@
       <w:pPr>
         <w:pStyle w:val="aa"/>
         <w:spacing w:before="78" w:after="78"/>
-        <w:rPr>
-          <w:rFonts w:hint="eastAsia"/>
-        </w:rPr>
       </w:pPr>
       <w:r>
         <w:tab/>
@@ -7495,6 +7632,112 @@
           <w:rFonts w:hint="eastAsia"/>
         </w:rPr>
         <w:t>但是，这一战时经济也面临着三个主要的结构性挑战：其一，劳动力短缺，军工扩产的用工缺口加剧，动员则进一步挤压了劳动力；其二，高通胀压力，财政扩张提升了物价，供给收缩加剧了物价上涨；其三，面对长期技术封锁，关键零部件进口受阻，高端设备依赖受限。</w:t>
+      </w:r>
+    </w:p>
+    <w:p>
+      <w:pPr>
+        <w:pStyle w:val="aa"/>
+        <w:spacing w:before="78" w:after="78"/>
+      </w:pPr>
+    </w:p>
+    <w:p>
+      <w:pPr>
+        <w:pStyle w:val="ac"/>
+      </w:pPr>
+      <w:bookmarkStart w:id="30" w:name="_Toc243305468"/>
+      <w:r>
+        <w:rPr>
+          <w:rFonts w:hint="eastAsia"/>
+        </w:rPr>
+        <w:t>六、资源禀赋与效率之问</w:t>
+      </w:r>
+      <w:bookmarkEnd w:id="30"/>
+    </w:p>
+    <w:p>
+      <w:pPr>
+        <w:pStyle w:val="aa"/>
+        <w:spacing w:before="78" w:after="78"/>
+      </w:pPr>
+      <w:r>
+        <w:tab/>
+      </w:r>
+      <w:r>
+        <w:rPr>
+          <w:rFonts w:hint="eastAsia"/>
+        </w:rPr>
+        <w:t>俄罗斯自然资源资产总估值约</w:t>
+      </w:r>
+      <w:r>
+        <w:rPr>
+          <w:rFonts w:hint="eastAsia"/>
+        </w:rPr>
+        <w:t>75</w:t>
+      </w:r>
+      <w:r>
+        <w:rPr>
+          <w:rFonts w:hint="eastAsia"/>
+        </w:rPr>
+        <w:t>万亿（国际机构估算）至</w:t>
+      </w:r>
+      <w:r>
+        <w:rPr>
+          <w:rFonts w:hint="eastAsia"/>
+        </w:rPr>
+        <w:t>100</w:t>
+      </w:r>
+      <w:r>
+        <w:rPr>
+          <w:rFonts w:hint="eastAsia"/>
+        </w:rPr>
+        <w:t>万亿（近期俄方表述）美元，居全球首位。</w:t>
+      </w:r>
+      <w:r>
+        <w:rPr>
+          <w:rFonts w:hint="eastAsia"/>
+        </w:rPr>
+        <w:t>俄罗斯是全球主要油气、煤、钯、钻石等生产国。俄罗斯还有丰富的生态与农业资源，坐拥全球顶级淡水资源库，也是全球主要农业出口国。</w:t>
+      </w:r>
+      <w:r>
+        <w:rPr>
+          <w:rFonts w:hint="eastAsia"/>
+        </w:rPr>
+        <w:t>俄罗斯也有相当的人力与技术积累，一方面在数理、计算机和工程方面的人才基础扎实，核能和军工技术根基深厚，另一方面也面临着老龄化加剧、人口负增长等困境。</w:t>
+      </w:r>
+    </w:p>
+    <w:p>
+      <w:pPr>
+        <w:pStyle w:val="aa"/>
+        <w:spacing w:before="78" w:after="78"/>
+        <w:rPr>
+          <w:rFonts w:hint="eastAsia"/>
+        </w:rPr>
+      </w:pPr>
+      <w:r>
+        <w:tab/>
+      </w:r>
+      <w:r>
+        <w:rPr>
+          <w:rFonts w:hint="eastAsia"/>
+        </w:rPr>
+        <w:t>俄罗斯学者对俄罗斯资源变现能力从四个维度进行了考察：第一，租金基础与地缘经济锚，即将自然资源视为国家的安全底座和“天然地缘经济租金”；第二，变现能力的结构性瓶颈，传统易开采油气田衰退，新资源集中于高寒和深海区，开采的边际成本很高；第三，地缘剧变下的变现再造；第四，战时内生化吸收与劳动力制约。</w:t>
+      </w:r>
+    </w:p>
+    <w:p>
+      <w:pPr>
+        <w:pStyle w:val="aa"/>
+        <w:spacing w:before="78" w:after="78"/>
+        <w:rPr>
+          <w:rFonts w:hint="eastAsia"/>
+        </w:rPr>
+      </w:pPr>
+      <w:r>
+        <w:tab/>
+      </w:r>
+      <w:r>
+        <w:rPr>
+          <w:rFonts w:hint="eastAsia"/>
+        </w:rPr>
+        <w:t>目前，俄罗斯的出口结构以矿物燃料为主导，黑色和有色金属、化肥及小麦为辅，高附加值民用制造业占比极低。俄罗斯进口呈现结构性依赖，但进口总额低于出口，总体呈贸易顺差。</w:t>
       </w:r>
     </w:p>
     <w:p>
